--- a/rapports/16_02_2026/GNING/coh_EQ25_sup_062202040013.docx
+++ b/rapports/16_02_2026/GNING/coh_EQ25_sup_062202040013.docx
@@ -25,7 +25,7 @@
         <w:br/>
         <w:t>Grappe: 062202040013</w:t>
         <w:br/>
-        <w:t>Date: 16/02/2026 a 12:40</w:t>
+        <w:t>Date: 16/02/2026 a 12:58</w:t>
       </w:r>
     </w:p>
     <w:p/>
@@ -1200,13 +1200,13 @@
         <w:rPr>
           <w:sz w:val="20"/>
         </w:rPr>
-        <w:t xml:space="preserve">- Les informations sur ces entrepises non agricole manquent, prière de les renseigner. Le montant obtenus sur les services rendus par l'entreprise ##N/A## au cours des 30 derniers jours ou durant le dernier mois où l'entreprise a fonctionné n'a pas été renseigné, prière de mettre de 0 si l'entreprise n'a pas rendu de service. Prière de renseigner les montants dans les champs (s10q46 s10q47 s10q48 s10q49 s10q50 s10q51 s10q52 s10q53 s10q54 s10q55 s10q56 s10q57), mettre 0 si l'entreprise ##N/A## n'a pas effectué des dépenses ou faire des reventes des marchandises ou des produits ou rendre de service.Cette entreprise ##N/A## dit avoir obtenu une valeur sur les marchandises vendu en etat, les marchandises vendu après transformation et les services rendus. Prière de corriger. Cette entreprise ##N/A## dit avoir obtenu une valeur sur les marchandises vendu en etat et les marchandises vendu après transformation. La main d'oeuvre familiale pour ABDULAI ABDUL HAMID ayant travaillé dans cette entreprise ##N/A## aucours des 12 derniers mois n'est pas renseigner. Prière de reneigner toutes les informations qui lui concerne. La main d'oeuvre sariale de ABDULAI ABDUL HAMID ayant travaillé dans cette entreprise ##N/A## aucours des 30 derniers jours n'est pas renseigner. Prière de reneigner toutes les informations qui lui concerne. </w:t>
+        <w:t xml:space="preserve">- Les informations sur ces entrepises non agricole manquent, prière de les renseigner. Le montant obtenus sur les services rendus par l'entreprise ##N/A## au cours des 30 derniers jours ou durant le dernier mois où l'entreprise a fonctionné n'a pas été renseigné, prière de mettre de 0 si l'entreprise n'a pas rendu de service. Prière de renseigner les montants dans les champs (s10q46 s10q47 s10q48 s10q49 s10q50 s10q51 s10q52 s10q53 s10q54 s10q55 s10q56 s10q57), mettre 0 si l'entreprise ##N/A## n'a pas effectué des dépenses ou faire des reventes des marchandises ou des produits ou rendre de service.Cette entreprise ##N/A## dit avoir obtenu une valeur sur les marchandises vendu en etat, les marchandises vendu après transformation et les services rendus. Prière de corriger. Cette entreprise ##N/A## dit avoir obtenu une valeur sur les marchandises vendu en etat et les marchandises vendu après transformation. La main d'oeuvre familiale pour ABDOULAYE ayant travaillé dans cette entreprise ##N/A## aucours des 12 derniers mois n'est pas renseigner. Prière de reneigner toutes les informations qui lui concerne. La main d'oeuvre sariale de ABDOULAYE ayant travaillé dans cette entreprise ##N/A## aucours des 30 derniers jours n'est pas renseigner. Prière de reneigner toutes les informations qui lui concerne. </w:t>
         <w:br/>
         <w:t xml:space="preserve">- Les informations sur ces entrepises non agricole manquent, prière de les renseigner. Le montant obtenus sur les services rendus par l'entreprise ##N/A## au cours des 30 derniers jours ou durant le dernier mois où l'entreprise a fonctionné n'a pas été renseigné, prière de mettre de 0 si l'entreprise n'a pas rendu de service. Prière de renseigner les montants dans les champs (s10q46 s10q47 s10q48 s10q49 s10q50 s10q51 s10q52 s10q53 s10q54 s10q55 s10q56 s10q57), mettre 0 si l'entreprise ##N/A## n'a pas effectué des dépenses ou faire des reventes des marchandises ou des produits ou rendre de service.Cette entreprise ##N/A## dit avoir obtenu une valeur sur les marchandises vendu en etat, les marchandises vendu après transformation et les services rendus. Prière de corriger. Cette entreprise ##N/A## dit avoir obtenu une valeur sur les marchandises vendu en etat et les marchandises vendu après transformation. La main d'oeuvre familiale pour ABDULAI ABDUL HAMID ayant travaillé dans cette entreprise ##N/A## aucours des 12 derniers mois n'est pas renseigner. Prière de reneigner toutes les informations qui lui concerne. La main d'oeuvre sariale de ABDULAI ABDUL HAMID ayant travaillé dans cette entreprise ##N/A## aucours des 30 derniers jours n'est pas renseigner. Prière de reneigner toutes les informations qui lui concerne. </w:t>
         <w:br/>
         <w:t xml:space="preserve">- Les informations sur ces entrepises non agricole manquent, prière de les renseigner. Le montant obtenus sur les services rendus par l'entreprise ##N/A## au cours des 30 derniers jours ou durant le dernier mois où l'entreprise a fonctionné n'a pas été renseigné, prière de mettre de 0 si l'entreprise n'a pas rendu de service. Prière de renseigner les montants dans les champs (s10q46 s10q47 s10q48 s10q49 s10q50 s10q51 s10q52 s10q53 s10q54 s10q55 s10q56 s10q57), mettre 0 si l'entreprise ##N/A## n'a pas effectué des dépenses ou faire des reventes des marchandises ou des produits ou rendre de service.Cette entreprise ##N/A## dit avoir obtenu une valeur sur les marchandises vendu en etat, les marchandises vendu après transformation et les services rendus. Prière de corriger. Cette entreprise ##N/A## dit avoir obtenu une valeur sur les marchandises vendu en etat et les marchandises vendu après transformation. La main d'oeuvre familiale pour ABDULAI ABDUL HAMID ayant travaillé dans cette entreprise ##N/A## aucours des 12 derniers mois n'est pas renseigner. Prière de reneigner toutes les informations qui lui concerne. La main d'oeuvre sariale de ABDULAI ABDUL HAMID ayant travaillé dans cette entreprise ##N/A## aucours des 30 derniers jours n'est pas renseigner. Prière de reneigner toutes les informations qui lui concerne. </w:t>
         <w:br/>
-        <w:t>- Les informations sur ces entrepises non agricole manquent, prière de les renseigner. Le montant obtenus sur les services rendus par l'entreprise ##N/A## au cours des 30 derniers jours ou durant le dernier mois où l'entreprise a fonctionné n'a pas été renseigné, prière de mettre de 0 si l'entreprise n'a pas rendu de service. Prière de renseigner les montants dans les champs (s10q46 s10q47 s10q48 s10q49 s10q50 s10q51 s10q52 s10q53 s10q54 s10q55 s10q56 s10q57), mettre 0 si l'entreprise ##N/A## n'a pas effectué des dépenses ou faire des reventes des marchandises ou des produits ou rendre de service.Cette entreprise ##N/A## dit avoir obtenu une valeur sur les marchandises vendu en etat, les marchandises vendu après transformation et les services rendus. Prière de corriger. Cette entreprise ##N/A## dit avoir obtenu une valeur sur les marchandises vendu en etat et les marchandises vendu après transformation. La main d'oeuvre familiale pour HABIB THIAM ayant travaillé dans cette entreprise ##N/A## aucours des 12 derniers mois n'est pas renseigner. Prière de reneigner toutes les informations qui lui concerne. La main d'oeuvre sariale de HABIB THIAM ayant travaillé dans cette entreprise ##N/A## aucours des 30 derniers jours n'est pas renseigner. Prière de reneigner toutes les informations qui lui concerne.</w:t>
+        <w:t>- Les informations sur ces entrepises non agricole manquent, prière de les renseigner. Le montant obtenus sur les services rendus par l'entreprise ##N/A## au cours des 30 derniers jours ou durant le dernier mois où l'entreprise a fonctionné n'a pas été renseigné, prière de mettre de 0 si l'entreprise n'a pas rendu de service. Prière de renseigner les montants dans les champs (s10q46 s10q47 s10q48 s10q49 s10q50 s10q51 s10q52 s10q53 s10q54 s10q55 s10q56 s10q57), mettre 0 si l'entreprise ##N/A## n'a pas effectué des dépenses ou faire des reventes des marchandises ou des produits ou rendre de service.Cette entreprise ##N/A## dit avoir obtenu une valeur sur les marchandises vendu en etat, les marchandises vendu après transformation et les services rendus. Prière de corriger. Cette entreprise ##N/A## dit avoir obtenu une valeur sur les marchandises vendu en etat et les marchandises vendu après transformation. La main d'oeuvre familiale pour ABDULAI ABDUL HAMID ayant travaillé dans cette entreprise ##N/A## aucours des 12 derniers mois n'est pas renseigner. Prière de reneigner toutes les informations qui lui concerne. La main d'oeuvre sariale de ABDULAI ABDUL HAMID ayant travaillé dans cette entreprise ##N/A## aucours des 30 derniers jours n'est pas renseigner. Prière de reneigner toutes les informations qui lui concerne.</w:t>
       </w:r>
     </w:p>
     <w:p>

--- a/rapports/16_02_2026/GNING/coh_EQ25_sup_062202040013.docx
+++ b/rapports/16_02_2026/GNING/coh_EQ25_sup_062202040013.docx
@@ -25,7 +25,7 @@
         <w:br/>
         <w:t>Grappe: 062202040013</w:t>
         <w:br/>
-        <w:t>Date: 16/02/2026 a 12:58</w:t>
+        <w:t>Date: 16/02/2026 a 13:05</w:t>
       </w:r>
     </w:p>
     <w:p/>
@@ -97,7 +97,7 @@
           </w:tcPr>
           <w:p>
             <w:r>
-              <w:t>12</w:t>
+              <w:t>13</w:t>
             </w:r>
           </w:p>
         </w:tc>
@@ -119,7 +119,7 @@
           </w:tcPr>
           <w:p>
             <w:r>
-              <w:t>32</w:t>
+              <w:t>33</w:t>
             </w:r>
           </w:p>
         </w:tc>
@@ -219,7 +219,7 @@
           </w:tcPr>
           <w:p>
             <w:r>
-              <w:t>12</w:t>
+              <w:t>13</w:t>
             </w:r>
           </w:p>
         </w:tc>
@@ -251,7 +251,7 @@
           </w:tcPr>
           <w:p>
             <w:r>
-              <w:t>12</w:t>
+              <w:t>13</w:t>
             </w:r>
           </w:p>
         </w:tc>
@@ -283,7 +283,7 @@
           </w:tcPr>
           <w:p>
             <w:r>
-              <w:t>11</w:t>
+              <w:t>12</w:t>
             </w:r>
           </w:p>
         </w:tc>
@@ -315,7 +315,39 @@
           </w:tcPr>
           <w:p>
             <w:r>
-              <w:t>11</w:t>
+              <w:t>12</w:t>
+            </w:r>
+          </w:p>
+        </w:tc>
+      </w:tr>
+      <w:tr>
+        <w:tc>
+          <w:tcPr>
+            <w:tcW w:type="dxa" w:w="3324"/>
+          </w:tcPr>
+          <w:p>
+            <w:r>
+              <w:t>Section7b</w:t>
+            </w:r>
+          </w:p>
+        </w:tc>
+        <w:tc>
+          <w:tcPr>
+            <w:tcW w:type="dxa" w:w="3324"/>
+          </w:tcPr>
+          <w:p>
+            <w:r>
+              <w:t>Consommation alimentaire - 7 jours</w:t>
+            </w:r>
+          </w:p>
+        </w:tc>
+        <w:tc>
+          <w:tcPr>
+            <w:tcW w:type="dxa" w:w="3324"/>
+          </w:tcPr>
+          <w:p>
+            <w:r>
+              <w:t>12</w:t>
             </w:r>
           </w:p>
         </w:tc>
@@ -359,7 +391,7 @@
           </w:tcPr>
           <w:p>
             <w:r>
-              <w:t>Section7b</w:t>
+              <w:t>Section3</w:t>
             </w:r>
           </w:p>
         </w:tc>
@@ -369,7 +401,7 @@
           </w:tcPr>
           <w:p>
             <w:r>
-              <w:t>Consommation alimentaire - 7 jours</w:t>
+              <w:t>Sante</w:t>
             </w:r>
           </w:p>
         </w:tc>
@@ -379,7 +411,7 @@
           </w:tcPr>
           <w:p>
             <w:r>
-              <w:t>11</w:t>
+              <w:t>10</w:t>
             </w:r>
           </w:p>
         </w:tc>
@@ -391,7 +423,7 @@
           </w:tcPr>
           <w:p>
             <w:r>
-              <w:t>Section3</w:t>
+              <w:t>Section4a</w:t>
             </w:r>
           </w:p>
         </w:tc>
@@ -401,7 +433,7 @@
           </w:tcPr>
           <w:p>
             <w:r>
-              <w:t>Sante</w:t>
+              <w:t>Emploi</w:t>
             </w:r>
           </w:p>
         </w:tc>
@@ -455,38 +487,6 @@
           </w:tcPr>
           <w:p>
             <w:r>
-              <w:t>Section4a</w:t>
-            </w:r>
-          </w:p>
-        </w:tc>
-        <w:tc>
-          <w:tcPr>
-            <w:tcW w:type="dxa" w:w="3324"/>
-          </w:tcPr>
-          <w:p>
-            <w:r>
-              <w:t>Emploi</w:t>
-            </w:r>
-          </w:p>
-        </w:tc>
-        <w:tc>
-          <w:tcPr>
-            <w:tcW w:type="dxa" w:w="3324"/>
-          </w:tcPr>
-          <w:p>
-            <w:r>
-              <w:t>8</w:t>
-            </w:r>
-          </w:p>
-        </w:tc>
-      </w:tr>
-      <w:tr>
-        <w:tc>
-          <w:tcPr>
-            <w:tcW w:type="dxa" w:w="3324"/>
-          </w:tcPr>
-          <w:p>
-            <w:r>
               <w:t>Section12</w:t>
             </w:r>
           </w:p>
@@ -507,7 +507,7 @@
           </w:tcPr>
           <w:p>
             <w:r>
-              <w:t>8</w:t>
+              <w:t>9</w:t>
             </w:r>
           </w:p>
         </w:tc>
@@ -850,7 +850,7 @@
         <w:rPr>
           <w:sz w:val="20"/>
         </w:rPr>
-        <w:t>- Il est obligatoire de prendre les coordonnées Gps avant d'administrer le questionnaire. Prière de prendre les coordonnées GPS.</w:t>
+        <w:t>- Vous avez declaré que le questionnaire est complètement fini mais le questionnaire est en statut partiel, prière de mettre le questionnaire en statut complet s'il est fini. Il est obligatoire de prendre les coordonnées Gps avant d'administrer le questionnaire. Prière de prendre les coordonnées GPS.</w:t>
       </w:r>
     </w:p>
     <w:p>
@@ -1249,10 +1249,6 @@
           <w:sz w:val="20"/>
         </w:rPr>
         <w:t xml:space="preserve">- Attention ! Appareil TV a été achété à 300000 Fcfa est relativement élevé par rapport aux autres prix d'achat observés dans cette zone. Prière de corriger ou de confirmer avec le QG. Attention ! Appareil TV a été revendu à 300000 Fcfa qui est relativement élevé par rapport aux autres prix de revente observés dans cette zone. Prière de corriger ou de confirmer avec le QG. </w:t>
-        <w:br/>
-        <w:t xml:space="preserve">- Attention ! Matelas simple a été revendu à 100000 Fcfa qui est relativement élevé par rapport aux autres prix de revente observés dans cette zone. Prière de corriger ou de confirmer avec le QG. </w:t>
-        <w:br/>
-        <w:t xml:space="preserve">- Attention ! Réfrigérateur a été revendu à 300000 Fcfa qui est relativement élevé par rapport aux autres prix de revente observés dans cette zone. Prière de corriger ou de confirmer avec le QG. </w:t>
         <w:br/>
         <w:t xml:space="preserve">- Attention ! Salon  (Fauteuils et table basse) a été achété à 2500000 Fcfa est relativement élevé par rapport aux autres prix d'achat observés dans cette zone. Prière de corriger ou de confirmer avec le QG. Attention ! Salon  (Fauteuils et table basse) a été revendu à 2500000 Fcfa qui est relativement élevé par rapport aux autres prix de revente observés dans cette zone. Prière de corriger ou de confirmer avec le QG. </w:t>
         <w:br/>
@@ -1661,12 +1657,16 @@
             <w:tcW w:type="dxa" w:w="3324"/>
           </w:tcPr>
           <w:p>
-            <w:r>
-              <w:rPr>
-                <w:sz w:val="18"/>
-              </w:rPr>
-              <w:t>N/A</w:t>
-            </w:r>
+            <w:r/>
+            <w:hyperlink r:id="rId10">
+              <w:r>
+                <w:rPr>
+                  <w:color w:val="0563C1"/>
+                  <w:u w:val="single"/>
+                </w:rPr>
+                <w:t>Ta�ba Niassene</w:t>
+              </w:r>
+            </w:hyperlink>
           </w:p>
         </w:tc>
       </w:tr>
@@ -1690,7 +1690,7 @@
         <w:rPr>
           <w:sz w:val="20"/>
         </w:rPr>
-        <w:t>- Il est obligatoire de prendre les coordonnées Gps avant d'administrer le questionnaire. Prière de prendre les coordonnées GPS.</w:t>
+        <w:t>- Vous avez declaré que le questionnaire est complètement fini mais le questionnaire est en statut partiel, prière de mettre le questionnaire en statut complet s'il est fini.</w:t>
       </w:r>
     </w:p>
     <w:p>
@@ -1917,7 +1917,7 @@
         <w:rPr>
           <w:sz w:val="20"/>
         </w:rPr>
-        <w:t>- La dernière fois que vous avez acheté Ail est à domicile et semble exister dans les modalités, prière de prendre attache avec le QG pour plus d'explication afin de la classer bien.  La dernière fois que vous avez acheté Aubergine   est à domicile et semble exister dans les modalités, prière de prendre attache avec le QG pour plus d'explication afin de la classer bien.  La dernière fois que vous avez acheté Aubergine sauvage  est à domicile et semble exister dans les modalités, prière de prendre attache avec le QG pour plus d'explication afin de la classer bien.  La dernière fois que vous avez acheté Carotte est à domicile et semble exister dans les modalités, prière de prendre attache avec le QG pour plus d'explication afin de la classer bien.  La dernière fois que vous avez acheté Carpe séchée est à domicile et semble exister dans les modalités, prière de prendre attache avec le QG pour plus d'explication afin de la classer bien.  La dernière fois que vous avez acheté Choux est à domicile et semble exister dans les modalités, prière de prendre attache avec le QG pour plus d'explication afin de la classer bien.  La dernière fois que vous avez acheté Citron est à domicile et semble exister dans les modalités, prière de prendre attache avec le QG pour plus d'explication afin de la classer bien.  La dernière fois que vous avez acheté Courge est à domicile et semble exister dans les modalités, prière de prendre attache avec le QG pour plus d'explication afin de la classer bien.  La dernière fois que vous avez acheté Cube alimentaire (Maggi, Jumbo, ) est à domicile et semble exister dans les modalités, prière de prendre attache avec le QG pour plus d'explication afin de la classer bien.  La dernière fois que vous avez acheté Gombo frais est à domicile et semble exister dans les modalités, prière de prendre attache avec le QG pour plus d'explication afin de la classer bien.  La dernière fois que vous avez acheté Huile de palme brute est à domicile et semble exister dans les modalités, prière de prendre attache avec le QG pour plus d'explication afin de la classer bien.  La dernière fois que vous avez acheté Manioc en tubercules est à domicile et semble exister dans les modalités, prière de prendre attache avec le QG pour plus d'explication afin de la classer bien.  La dernière fois que vous avez acheté Pain moderne (Baguette) est à domicile et semble exister dans les modalités, prière de prendre attache avec le QG pour plus d'explication afin de la classer bien.  La dernière fois que vous avez acheté Pain traditionnel (Baguette) est à domicile et semble exister dans les modalités, prière de prendre attache avec le QG pour plus d'explication afin de la classer bien.  La dernière fois que vous avez acheté Piment frais est à domicile et semble exister dans les modalités, prière de prendre attache avec le QG pour plus d'explication afin de la classer bien.  La dernière fois que vous avez acheté Piment séché est à domicile et semble exister dans les modalités, prière de prendre attache avec le QG pour plus d'explication afin de la classer bien.  La dernière fois que vous avez acheté Poireau est à domicile et semble exister dans les modalités, prière de prendre attache avec le QG pour plus d'explication afin de la classer bien.  La dernière fois que vous avez acheté Poivron frais est à domicile et semble exister dans les modalités, prière de prendre attache avec le QG pour plus d'explication afin de la classer bien.  La dernière fois que vous avez acheté Pomme de terre est à domicile et semble exister dans les modalités, prière de prendre attache avec le QG pour plus d'explication afin de la classer bien.  La dernière fois que vous avez acheté Pâte d'arachide est à domicile et semble exister dans les modalités, prière de prendre attache avec le QG pour plus d'explication afin de la classer bien.  La dernière fois que vous avez acheté Soumbala (moutarde africaine) est à domicile et semble exister dans les modalités, prière de prendre attache avec le QG pour plus d'explication afin de la classer bien. Attention ! Le prix unitaire d'achat (1000 Fcfa) de Oignon frais en Kg (taille unique) est relativement élevé par rapport aux autres prix observés dans cette zone. Prière de corriger ou de confirmer avec le QG. Attention ! Le prix unitaire d'achat (200 Fcfa) de Pastèque en Pièce (Moyen) est relativement faible par rapport aux autres prix observés dans cette zone. Prière de corriger ou de confirmer avec le QG. Attention ! Le prix unitaire d'achat (200 Fcfa) de Tomate fraîche en Tas (Petit) est relativement élevé par rapport aux autres prix observés dans cette zone. Prière de corriger ou de confirmer avec le QG.  La dernière fois que vous avez acheté Tomate fraîche est à domicile et semble exister dans les modalités, prière de prendre attache avec le QG pour plus d'explication afin de la classer bien. Avertissement!! La quantité (6 litre) du produit Huile de soja  consommée  par le ménage semble très élevé, prière de corriger ou confirmer avec le QG. Avertissement!!! Le ménage a consommé 8 Kg taille unique de Capitaine frais, cette quantité semble anormale pour une consommation des 7 derniers jours.Prière de corriger ou de confirmer avec le QG.  La dernière fois que vous avez acheté Capitaine frais est à domicile et semble exister dans les modalités, prière de prendre attache avec le QG pour plus d'explication afin de la classer bien. Incohérence!! Dans ce ménage, chaque individus consomme par jour 13.6215 Kg  de cereale; Prière de revoir les quantités prises de ces produits.</w:t>
+        <w:t>- La dernière fois que vous avez acheté Ail est à domicile et semble exister dans les modalités, prière de prendre attache avec le QG pour plus d'explication afin de la classer bien.  La dernière fois que vous avez acheté Aubergine   est à domicile et semble exister dans les modalités, prière de prendre attache avec le QG pour plus d'explication afin de la classer bien.  La dernière fois que vous avez acheté Aubergine sauvage  est à domicile et semble exister dans les modalités, prière de prendre attache avec le QG pour plus d'explication afin de la classer bien.  La dernière fois que vous avez acheté Carotte est à domicile et semble exister dans les modalités, prière de prendre attache avec le QG pour plus d'explication afin de la classer bien.  La dernière fois que vous avez acheté Carpe séchée est à domicile et semble exister dans les modalités, prière de prendre attache avec le QG pour plus d'explication afin de la classer bien.  La dernière fois que vous avez acheté Choux est à domicile et semble exister dans les modalités, prière de prendre attache avec le QG pour plus d'explication afin de la classer bien.  La dernière fois que vous avez acheté Citron est à domicile et semble exister dans les modalités, prière de prendre attache avec le QG pour plus d'explication afin de la classer bien.  La dernière fois que vous avez acheté Courge est à domicile et semble exister dans les modalités, prière de prendre attache avec le QG pour plus d'explication afin de la classer bien.  La dernière fois que vous avez acheté Cube alimentaire (Maggi, Jumbo, ) est à domicile et semble exister dans les modalités, prière de prendre attache avec le QG pour plus d'explication afin de la classer bien.  La dernière fois que vous avez acheté Gombo frais est à domicile et semble exister dans les modalités, prière de prendre attache avec le QG pour plus d'explication afin de la classer bien.  La dernière fois que vous avez acheté Huile de palme brute est à domicile et semble exister dans les modalités, prière de prendre attache avec le QG pour plus d'explication afin de la classer bien.  La dernière fois que vous avez acheté Manioc en tubercules est à domicile et semble exister dans les modalités, prière de prendre attache avec le QG pour plus d'explication afin de la classer bien.  La dernière fois que vous avez acheté Pain moderne (Baguette) est à domicile et semble exister dans les modalités, prière de prendre attache avec le QG pour plus d'explication afin de la classer bien.  La dernière fois que vous avez acheté Pain traditionnel (Baguette) est à domicile et semble exister dans les modalités, prière de prendre attache avec le QG pour plus d'explication afin de la classer bien.  La dernière fois que vous avez acheté Piment frais est à domicile et semble exister dans les modalités, prière de prendre attache avec le QG pour plus d'explication afin de la classer bien.  La dernière fois que vous avez acheté Piment séché est à domicile et semble exister dans les modalités, prière de prendre attache avec le QG pour plus d'explication afin de la classer bien.  La dernière fois que vous avez acheté Poireau est à domicile et semble exister dans les modalités, prière de prendre attache avec le QG pour plus d'explication afin de la classer bien.  La dernière fois que vous avez acheté Poivron frais est à domicile et semble exister dans les modalités, prière de prendre attache avec le QG pour plus d'explication afin de la classer bien.  La dernière fois que vous avez acheté Pomme de terre est à domicile et semble exister dans les modalités, prière de prendre attache avec le QG pour plus d'explication afin de la classer bien.  La dernière fois que vous avez acheté Pâte d'arachide est à domicile et semble exister dans les modalités, prière de prendre attache avec le QG pour plus d'explication afin de la classer bien.  La dernière fois que vous avez acheté Soumbala (moutarde africaine) est à domicile et semble exister dans les modalités, prière de prendre attache avec le QG pour plus d'explication afin de la classer bien. Attention ! Le prix unitaire d'achat (1000 Fcfa) de Oignon frais en Kg (taille unique) est relativement élevé par rapport aux autres prix observés dans cette zone. Prière de corriger ou de confirmer avec le QG. Attention ! Le prix unitaire d'achat (200 Fcfa) de Pastèque en Pièce (Moyen) est relativement faible par rapport aux autres prix observés dans cette zone. Prière de corriger ou de confirmer avec le QG. Attention ! Le prix unitaire d'achat (200 Fcfa) de Tomate fraîche en Tas (Petit) est relativement élevé par rapport aux autres prix observés dans cette zone. Prière de corriger ou de confirmer avec le QG.  La dernière fois que vous avez acheté Tomate fraîche est à domicile et semble exister dans les modalités, prière de prendre attache avec le QG pour plus d'explication afin de la classer bien. Avertissement!! La quantité (6 litre) du produit Huile de soja  consommée  par le ménage semble très élevé, prière de corriger ou confirmer avec le QG. Avertissement!!! Le ménage a consommé 8 Kg taille unique de Capitaine frais, cette quantité semble anormale pour une consommation des 7 derniers jours.Prière de corriger ou de confirmer avec le QG. Attention ! Le prix unitaire d'achat (1200 Fcfa) de Capitaine frais en Kg (taille unique) est relativement élevé par rapport aux autres prix observés dans cette zone. Prière de corriger ou de confirmer avec le QG.  La dernière fois que vous avez acheté Capitaine frais est à domicile et semble exister dans les modalités, prière de prendre attache avec le QG pour plus d'explication afin de la classer bien. Incohérence!! Dans ce ménage, chaque individus consomme par jour 21.98757 Kg  de cereale; Prière de revoir les quantités prises de ces produits.</w:t>
       </w:r>
     </w:p>
     <w:p>
@@ -1981,6 +1981,27 @@
           <w:sz w:val="20"/>
         </w:rPr>
         <w:t>- Le montant (FCFA) du loyer mensuel payé pour un logement comme le votre dans ce village/quartier est trop élevé, Veuillez s'il vous plaît corriger cette information.  En cas de coupure de courant du réseau, la source d’énergie que le ménage utilise est lampe téléphone et semble exister dans les modalités, prière de prendre attache avec le QG pour plus d'explication afin de la classer bien.</w:t>
+      </w:r>
+    </w:p>
+    <w:p>
+      <w:r>
+        <w:rPr>
+          <w:b/>
+          <w:color w:val="4672C4"/>
+          <w:sz w:val="22"/>
+        </w:rPr>
+        <w:t>&gt;&gt; Section12 - Actifs du menage</w:t>
+      </w:r>
+    </w:p>
+    <w:p>
+      <w:pPr>
+        <w:ind w:left="283"/>
+      </w:pPr>
+      <w:r>
+        <w:rPr>
+          <w:sz w:val="20"/>
+        </w:rPr>
+        <w:t>- Attention ! Armoires et autres meubles a été achété à 400000 Fcfa est relativement élevé par rapport aux autres prix d'achat observés dans cette zone. Prière de corriger ou de confirmer avec le QG.</w:t>
       </w:r>
     </w:p>
     <w:p>
@@ -2326,7 +2347,7 @@
           </w:tcPr>
           <w:p>
             <w:r/>
-            <w:hyperlink r:id="rId10">
+            <w:hyperlink r:id="rId11">
               <w:r>
                 <w:rPr>
                   <w:color w:val="0563C1"/>
@@ -2443,7 +2464,7 @@
         <w:rPr>
           <w:sz w:val="20"/>
         </w:rPr>
-        <w:t>- Attention ! Le prix unitaire d'achat (200 Fcfa) de Tomate fraîche en Tas (Moyen) est relativement élevé par rapport aux autres prix observés dans cette zone. Prière de corriger ou de confirmer avec le QG. Attention ! Le prix unitaire d'achat (533.3333 Fcfa) de Huile de soja  en Litre (taille unique) est relativement faible par rapport aux autres prix observés dans cette zone. Prière de corriger ou de confirmer avec le QG. Attention ! Le prix unitaire d'achat (75 Fcfa) de Carotte en Pièce (Moyen) est relativement faible par rapport aux autres prix observés dans cette zone. Prière de corriger ou de confirmer avec le QG. Avertissement!!! Le ménage a consommé 4 Paquet Petit de Thé en sachet, cette quantité semble anormale pour une consommation des 7 derniers jours.Prière de corriger ou de confirmer avec le QG. Avertissement!! le prix unitaire (100 Fcfa) de Thé en sachet (unité: Paquet) de taille Petit est très faible ou élevé. Prière de corriger ou de confirmer avec le QG. Incohérence!! Dans ce ménage, chaque individus consomme par jour 6.797013 Kg  de cereale; Prière de revoir les quantités prises de ces produits.</w:t>
+        <w:t>- Attention ! Le prix unitaire d'achat (1200 Fcfa) de Capitaine frais en Kg (taille unique) est relativement élevé par rapport aux autres prix observés dans cette zone. Prière de corriger ou de confirmer avec le QG. Attention ! Le prix unitaire d'achat (200 Fcfa) de Niébé/Haricots secs en Sachets (Moyen) est relativement élevé par rapport aux autres prix observés dans cette zone. Prière de corriger ou de confirmer avec le QG. Attention ! Le prix unitaire d'achat (533.3333 Fcfa) de Huile de soja  en Litre (taille unique) est relativement faible par rapport aux autres prix observés dans cette zone. Prière de corriger ou de confirmer avec le QG. Avertissement!!! Le ménage a consommé 4 Paquet Petit de Thé en sachet, cette quantité semble anormale pour une consommation des 7 derniers jours.Prière de corriger ou de confirmer avec le QG. Avertissement!! le prix unitaire (100 Fcfa) de Thé en sachet (unité: Paquet) de taille Petit est très faible ou élevé. Prière de corriger ou de confirmer avec le QG. Incohérence!! Dans ce ménage, chaque individus consomme par jour 13.82299 Kg  de cereale; Prière de revoir les quantités prises de ces produits.</w:t>
       </w:r>
     </w:p>
     <w:p>
@@ -2854,7 +2875,7 @@
           </w:tcPr>
           <w:p>
             <w:r/>
-            <w:hyperlink r:id="rId11">
+            <w:hyperlink r:id="rId12">
               <w:r>
                 <w:rPr>
                   <w:color w:val="0563C1"/>
@@ -2940,9 +2961,9 @@
         <w:br/>
         <w:t xml:space="preserve">- Peu probable! Adja thiam  n'arrive pas  à comprendre un petit texte lu dans une langue locale (s02q03). Veuillez corriger ou donner des explications au QG. </w:t>
         <w:br/>
-        <w:t xml:space="preserve">- Peu probable! Fama wade  n'arrive pas  à comprendre un petit texte lu dans une langue locale (s02q03). Veuillez corriger ou donner des explications au QG. Avertissement!!! L'âge de Fama wade avec son niveau d'étude (Fondamental 2) semble incoherent, veuillez confirmer cette information avec le QG ou corriger l'incohérence. Attention ! Le frais de scolarité (8000 Fcfa) de Fama wade en 3ème année de Secondaire 1 (Moyen) Général est relativement élevé par rapport aux autres frais de scolarités observés dans cette zone. Prière de corriger ou de confirmer avec le QG. </w:t>
+        <w:t xml:space="preserve">- Peu probable! Fama wade  n'arrive pas  à comprendre un petit texte lu dans une langue locale (s02q03). Veuillez corriger ou donner des explications au QG. Avertissement!!! L'âge de Fama wade avec son niveau d'étude (Fondamental 2) semble incoherent, veuillez confirmer cette information avec le QG ou corriger l'incohérence. </w:t>
         <w:br/>
-        <w:t xml:space="preserve">- Peu probable! Fatou ba  n'arrive pas  à comprendre un petit texte lu dans une langue locale (s02q03). Veuillez corriger ou donner des explications au QG. Attention ! Le frais de scolarité (8000 Fcfa) de Fatou ba en 3ème année de Secondaire 1 (Moyen) Général est relativement élevé par rapport aux autres frais de scolarités observés dans cette zone. Prière de corriger ou de confirmer avec le QG. </w:t>
+        <w:t xml:space="preserve">- Peu probable! Fatou ba  n'arrive pas  à comprendre un petit texte lu dans une langue locale (s02q03). Veuillez corriger ou donner des explications au QG. </w:t>
         <w:br/>
         <w:t xml:space="preserve">- Peu probable! Soda Thiam  n'arrive pas  à comprendre un petit texte lu dans une langue locale (s02q03). Veuillez corriger ou donner des explications au QG. </w:t>
         <w:br/>
@@ -3051,7 +3072,7 @@
         <w:rPr>
           <w:sz w:val="20"/>
         </w:rPr>
-        <w:t>- Attention ! Le prix unitaire d'achat (25 Fcfa) de Piment séché en Sachets (Petit) est relativement faible par rapport aux autres prix observés dans cette zone. Prière de corriger ou de confirmer avec le QG. Attention ! Le prix unitaire d'achat (50 Fcfa) de Aubergine   en Pièce (Moyen) est relativement faible par rapport aux autres prix observés dans cette zone. Prière de corriger ou de confirmer avec le QG. Attention ! Le prix unitaire d'achat (700 Fcfa) de Pomme de terre en Kg (taille unique) est relativement élevé par rapport aux autres prix observés dans cette zone. Prière de corriger ou de confirmer avec le QG. Avertissement!! La quantité (4 litre) du produit Huile de soja  consommée  par le ménage semble très élevé, prière de corriger ou confirmer avec le QG. Attention ! Le prix unitaire d'achat (1100 Fcfa) de Huile de soja  en Litre (taille unique) est relativement élevé par rapport aux autres prix observés dans cette zone. Prière de corriger ou de confirmer avec le QG. Avertissement!!! Le ménage a consommé 10 Paquet Moyen de Thé en sachet, cette quantité semble anormale pour une consommation des 7 derniers jours.Prière de corriger ou de confirmer avec le QG. Avertissement!!  le prix unitaire (1200 Fcfa) de Thé en sachet en Carton de taille Moyen est très faible ou élevé. Prière de corriger ou de confirmer avec le QG. Le Thé en sachet n'est généralement pas vendu en Carton de taille Moyen mais plutôt en paquet prière de confirmer cette information auprès de l'enqueté et corriger si nécessaire. Incohérence!! Dans ce ménage, chaque individus consomme par jour 32.32143 Kg  de cereale; Prière de revoir les quantités prises de ces produits. Incohérence!! Dans ce ménage, chaque individus consomme par jour 32.32143 Kg  de cereale; Prière de revoir les quantités prises de ces produits. Incohérence!! Dans ce ménage, chaque individus consomme par jour 32.32143 Kg  de cereale; Prière de revoir les quantités prises de ces produits.</w:t>
+        <w:t>- Attention ! Le prix unitaire d'achat (1200 Fcfa) de Capitaine frais en Kg (taille unique) est relativement élevé par rapport aux autres prix observés dans cette zone. Prière de corriger ou de confirmer avec le QG. Attention ! Le prix unitaire d'achat (25 Fcfa) de Piment séché en Sachets (Petit) est relativement faible par rapport aux autres prix observés dans cette zone. Prière de corriger ou de confirmer avec le QG. Attention ! Le prix unitaire d'achat (700 Fcfa) de Pomme de terre en Kg (taille unique) est relativement élevé par rapport aux autres prix observés dans cette zone. Prière de corriger ou de confirmer avec le QG. Attention ! Soupçons de quantité anormale! Le ménage de MALICK NIASS avec une taille de 7 personnes a consommé 5 Kg en taille unique de Sucre en poudre  qui est relativement élevé comme consommation par rapport à la condition de vie des autres ménages de même taille dans cette zone. Prière de corriger ou de confirmer avec le QG. Avertissement!! La quantité (4 litre) du produit Huile de soja  consommée  par le ménage semble très élevé, prière de corriger ou confirmer avec le QG. Attention ! Le prix unitaire d'achat (1100 Fcfa) de Huile de soja  en Litre (taille unique) est relativement élevé par rapport aux autres prix observés dans cette zone. Prière de corriger ou de confirmer avec le QG. Avertissement!!! Le ménage a consommé 10 Paquet Moyen de Thé en sachet, cette quantité semble anormale pour une consommation des 7 derniers jours.Prière de corriger ou de confirmer avec le QG. Avertissement!!  le prix unitaire (1200 Fcfa) de Thé en sachet en Carton de taille Moyen est très faible ou élevé. Prière de corriger ou de confirmer avec le QG. Le Thé en sachet n'est généralement pas vendu en Carton de taille Moyen mais plutôt en paquet prière de confirmer cette information auprès de l'enqueté et corriger si nécessaire. Incohérence!! Dans ce ménage, chaque individus consomme par jour 54.69898 Kg  de cereale; Prière de revoir les quantités prises de ces produits. Incohérence!! Dans ce ménage, chaque individus consomme par jour 54.69898 Kg  de cereale; Prière de revoir les quantités prises de ces produits. Incohérence!! Dans ce ménage, chaque individus consomme par jour 54.69898 Kg  de cereale; Prière de revoir les quantités prises de ces produits.</w:t>
       </w:r>
     </w:p>
     <w:p>
@@ -3093,9 +3114,9 @@
         <w:rPr>
           <w:sz w:val="20"/>
         </w:rPr>
+        <w:t xml:space="preserve">- Attention ! Appareil TV a été achété à 200000 Fcfa est relativement élevé par rapport aux autres prix d'achat observés dans cette zone. Prière de corriger ou de confirmer avec le QG. </w:t>
+        <w:br/>
         <w:t xml:space="preserve">- Attention ! Armoires et autres meubles a été achété à 500000 Fcfa est relativement élevé par rapport aux autres prix d'achat observés dans cette zone. Prière de corriger ou de confirmer avec le QG. </w:t>
-        <w:br/>
-        <w:t xml:space="preserve">- Attention ! Bonbonne de gaz a été revendu à 5000 Fcfa qui est relativement faible par rapport aux autres prix de revente observés dans cette zone. Prière de corriger ou de confirmer avec le QG. </w:t>
         <w:br/>
         <w:t>- Attention ! Réfrigérateur a été achété à 350000 Fcfa est relativement élevé par rapport aux autres prix d'achat observés dans cette zone. Prière de corriger ou de confirmer avec le QG.</w:t>
       </w:r>
@@ -3161,6 +3182,620 @@
           <w:sz w:val="20"/>
         </w:rPr>
         <w:t>- Le salaire total payé de toutes catégories confondues par le ménage MALICK NIASS pour la main-d'oeuvre non-familiale sur la parcelle Parcelle de mil au cours de la campagne pour la période des récoltes est de 100000 qui semble élevé ou faible. Merci de corriger. Nous constatons que la question qui porte sur la mésure du champs de la parcelle Parcelle de mil n'a pas été renseigné, la collecte était-il encours ou s'agit-il de quoi ? prière de verifier et corriger.</w:t>
+      </w:r>
+    </w:p>
+    <w:p>
+      <w:r>
+        <w:rPr>
+          <w:b/>
+          <w:color w:val="4672C4"/>
+          <w:sz w:val="22"/>
+        </w:rPr>
+        <w:t>&gt;&gt; Section19 - Equipements agricoles</w:t>
+      </w:r>
+    </w:p>
+    <w:p>
+      <w:pPr>
+        <w:ind w:left="283"/>
+      </w:pPr>
+      <w:r>
+        <w:rPr>
+          <w:sz w:val="20"/>
+        </w:rPr>
+        <w:t>- Attention ! Houe/daba/hilaire a été achété à 40000 Fcfa est relativement élevé par rapport aux autres prix d'achat observés dans cette zone. Prière de corriger ou de confirmer avec le QG. Attention ! Houe/daba/hilaire a été revendu à 40000 Fcfa qui est relativement élevé par rapport aux autres prix de revente observés dans cette zone. Prière de corriger ou de confirmer avec le QG.</w:t>
+      </w:r>
+    </w:p>
+    <w:p>
+      <w:r>
+        <w:t>________________________________________________________________________________</w:t>
+      </w:r>
+    </w:p>
+    <w:p>
+      <w:pPr>
+        <w:pStyle w:val="Heading2"/>
+      </w:pPr>
+      <w:r>
+        <w:t>Menage 5</w:t>
+      </w:r>
+    </w:p>
+    <w:tbl>
+      <w:tblPr>
+        <w:tblStyle w:val="TableGrid"/>
+        <w:tblW w:type="auto" w:w="0"/>
+        <w:tblLook w:firstColumn="1" w:firstRow="1" w:lastColumn="0" w:lastRow="0" w:noHBand="0" w:noVBand="1" w:val="04A0"/>
+      </w:tblPr>
+      <w:tblGrid>
+        <w:gridCol w:w="1662"/>
+        <w:gridCol w:w="1662"/>
+        <w:gridCol w:w="1662"/>
+        <w:gridCol w:w="1662"/>
+        <w:gridCol w:w="1662"/>
+        <w:gridCol w:w="1662"/>
+      </w:tblGrid>
+      <w:tr>
+        <w:tc>
+          <w:tcPr>
+            <w:tcW w:type="dxa" w:w="1662"/>
+            <w:shd w:fill="5B9BD5"/>
+          </w:tcPr>
+          <w:p>
+            <w:r>
+              <w:rPr>
+                <w:b/>
+                <w:color w:val="FFFFFF"/>
+                <w:sz w:val="16"/>
+              </w:rPr>
+              <w:t>Interview Key</w:t>
+            </w:r>
+          </w:p>
+        </w:tc>
+        <w:tc>
+          <w:tcPr>
+            <w:tcW w:type="dxa" w:w="1662"/>
+            <w:shd w:fill="5B9BD5"/>
+          </w:tcPr>
+          <w:p>
+            <w:r>
+              <w:rPr>
+                <w:b/>
+                <w:color w:val="FFFFFF"/>
+                <w:sz w:val="16"/>
+              </w:rPr>
+              <w:t>Interview ID</w:t>
+            </w:r>
+          </w:p>
+        </w:tc>
+        <w:tc>
+          <w:tcPr>
+            <w:tcW w:type="dxa" w:w="1662"/>
+            <w:shd w:fill="5B9BD5"/>
+          </w:tcPr>
+          <w:p>
+            <w:r>
+              <w:rPr>
+                <w:b/>
+                <w:color w:val="FFFFFF"/>
+                <w:sz w:val="16"/>
+              </w:rPr>
+              <w:t>ID Agent</w:t>
+            </w:r>
+          </w:p>
+        </w:tc>
+        <w:tc>
+          <w:tcPr>
+            <w:tcW w:type="dxa" w:w="1662"/>
+            <w:shd w:fill="5B9BD5"/>
+          </w:tcPr>
+          <w:p>
+            <w:r>
+              <w:rPr>
+                <w:b/>
+                <w:color w:val="FFFFFF"/>
+                <w:sz w:val="16"/>
+              </w:rPr>
+              <w:t>ID Equipe</w:t>
+            </w:r>
+          </w:p>
+        </w:tc>
+        <w:tc>
+          <w:tcPr>
+            <w:tcW w:type="dxa" w:w="1662"/>
+            <w:shd w:fill="5B9BD5"/>
+          </w:tcPr>
+          <w:p>
+            <w:r>
+              <w:rPr>
+                <w:b/>
+                <w:color w:val="FFFFFF"/>
+                <w:sz w:val="16"/>
+              </w:rPr>
+              <w:t>Agent</w:t>
+            </w:r>
+          </w:p>
+        </w:tc>
+        <w:tc>
+          <w:tcPr>
+            <w:tcW w:type="dxa" w:w="1662"/>
+            <w:shd w:fill="5B9BD5"/>
+          </w:tcPr>
+          <w:p>
+            <w:r>
+              <w:rPr>
+                <w:b/>
+                <w:color w:val="FFFFFF"/>
+                <w:sz w:val="16"/>
+              </w:rPr>
+              <w:t>Chef d'equipe</w:t>
+            </w:r>
+          </w:p>
+        </w:tc>
+      </w:tr>
+      <w:tr>
+        <w:tc>
+          <w:tcPr>
+            <w:tcW w:type="dxa" w:w="1662"/>
+          </w:tcPr>
+          <w:p>
+            <w:r>
+              <w:rPr>
+                <w:sz w:val="14"/>
+              </w:rPr>
+              <w:t>64-48-71-53</w:t>
+            </w:r>
+          </w:p>
+        </w:tc>
+        <w:tc>
+          <w:tcPr>
+            <w:tcW w:type="dxa" w:w="1662"/>
+          </w:tcPr>
+          <w:p>
+            <w:r>
+              <w:rPr>
+                <w:sz w:val="14"/>
+              </w:rPr>
+              <w:t>c97f75ce60374dce9faddad645ddcc71</w:t>
+            </w:r>
+          </w:p>
+        </w:tc>
+        <w:tc>
+          <w:tcPr>
+            <w:tcW w:type="dxa" w:w="1662"/>
+          </w:tcPr>
+          <w:p>
+            <w:r>
+              <w:rPr>
+                <w:sz w:val="14"/>
+              </w:rPr>
+              <w:t>EQ25_enq4</w:t>
+            </w:r>
+          </w:p>
+        </w:tc>
+        <w:tc>
+          <w:tcPr>
+            <w:tcW w:type="dxa" w:w="1662"/>
+          </w:tcPr>
+          <w:p>
+            <w:r>
+              <w:rPr>
+                <w:sz w:val="14"/>
+              </w:rPr>
+            </w:r>
+          </w:p>
+        </w:tc>
+        <w:tc>
+          <w:tcPr>
+            <w:tcW w:type="dxa" w:w="1662"/>
+          </w:tcPr>
+          <w:p>
+            <w:r>
+              <w:rPr>
+                <w:sz w:val="14"/>
+              </w:rPr>
+            </w:r>
+          </w:p>
+        </w:tc>
+        <w:tc>
+          <w:tcPr>
+            <w:tcW w:type="dxa" w:w="1662"/>
+          </w:tcPr>
+          <w:p>
+            <w:r>
+              <w:rPr>
+                <w:sz w:val="14"/>
+              </w:rPr>
+            </w:r>
+          </w:p>
+        </w:tc>
+      </w:tr>
+    </w:tbl>
+    <w:p/>
+    <w:tbl>
+      <w:tblPr>
+        <w:tblStyle w:val="TableGrid"/>
+        <w:tblW w:type="auto" w:w="0"/>
+        <w:tblLook w:firstColumn="1" w:firstRow="1" w:lastColumn="0" w:lastRow="0" w:noHBand="0" w:noVBand="1" w:val="04A0"/>
+      </w:tblPr>
+      <w:tblGrid>
+        <w:gridCol w:w="3324"/>
+        <w:gridCol w:w="3324"/>
+        <w:gridCol w:w="3324"/>
+      </w:tblGrid>
+      <w:tr>
+        <w:tc>
+          <w:tcPr>
+            <w:tcW w:type="dxa" w:w="3324"/>
+            <w:shd w:fill="70AD47"/>
+          </w:tcPr>
+          <w:p>
+            <w:r>
+              <w:rPr>
+                <w:b/>
+                <w:color w:val="FFFFFF"/>
+                <w:sz w:val="18"/>
+              </w:rPr>
+              <w:t>Chef de Menage</w:t>
+            </w:r>
+          </w:p>
+        </w:tc>
+        <w:tc>
+          <w:tcPr>
+            <w:tcW w:type="dxa" w:w="3324"/>
+            <w:shd w:fill="70AD47"/>
+          </w:tcPr>
+          <w:p>
+            <w:r>
+              <w:rPr>
+                <w:b/>
+                <w:color w:val="FFFFFF"/>
+                <w:sz w:val="18"/>
+              </w:rPr>
+              <w:t>Quartier/Village (s00q05)</w:t>
+            </w:r>
+          </w:p>
+        </w:tc>
+        <w:tc>
+          <w:tcPr>
+            <w:tcW w:type="dxa" w:w="3324"/>
+            <w:shd w:fill="70AD47"/>
+          </w:tcPr>
+          <w:p>
+            <w:r>
+              <w:rPr>
+                <w:b/>
+                <w:color w:val="FFFFFF"/>
+                <w:sz w:val="18"/>
+              </w:rPr>
+              <w:t>Localisation GPS</w:t>
+            </w:r>
+          </w:p>
+        </w:tc>
+      </w:tr>
+      <w:tr>
+        <w:tc>
+          <w:tcPr>
+            <w:tcW w:type="dxa" w:w="3324"/>
+          </w:tcPr>
+          <w:p>
+            <w:r>
+              <w:rPr>
+                <w:sz w:val="18"/>
+              </w:rPr>
+              <w:t>SEYNABOU BITEYE</w:t>
+            </w:r>
+          </w:p>
+        </w:tc>
+        <w:tc>
+          <w:tcPr>
+            <w:tcW w:type="dxa" w:w="3324"/>
+          </w:tcPr>
+          <w:p>
+            <w:r>
+              <w:rPr>
+                <w:sz w:val="18"/>
+              </w:rPr>
+              <w:t>N/A</w:t>
+            </w:r>
+          </w:p>
+        </w:tc>
+        <w:tc>
+          <w:tcPr>
+            <w:tcW w:type="dxa" w:w="3324"/>
+          </w:tcPr>
+          <w:p>
+            <w:r/>
+            <w:hyperlink r:id="rId13">
+              <w:r>
+                <w:rPr>
+                  <w:color w:val="0563C1"/>
+                  <w:u w:val="single"/>
+                </w:rPr>
+                <w:t>Ta�ba Niassene</w:t>
+              </w:r>
+            </w:hyperlink>
+          </w:p>
+        </w:tc>
+      </w:tr>
+    </w:tbl>
+    <w:p/>
+    <w:p>
+      <w:r>
+        <w:rPr>
+          <w:b/>
+          <w:color w:val="4672C4"/>
+          <w:sz w:val="22"/>
+        </w:rPr>
+        <w:t>&gt;&gt; Section0 - Identification et renseignements de controle</w:t>
+      </w:r>
+    </w:p>
+    <w:p>
+      <w:pPr>
+        <w:ind w:left="283"/>
+      </w:pPr>
+      <w:r>
+        <w:rPr>
+          <w:sz w:val="20"/>
+        </w:rPr>
+        <w:t>- Le questionnaire semble ne pas être complètement fini mais le questionnaire est en statut complet, prière de compléter le questionnaire.</w:t>
+      </w:r>
+    </w:p>
+    <w:p>
+      <w:r>
+        <w:rPr>
+          <w:b/>
+          <w:color w:val="4672C4"/>
+          <w:sz w:val="22"/>
+        </w:rPr>
+        <w:t>&gt;&gt; Section1 - Caracteristiques des membres</w:t>
+      </w:r>
+    </w:p>
+    <w:p>
+      <w:pPr>
+        <w:ind w:left="283"/>
+      </w:pPr>
+      <w:r>
+        <w:rPr>
+          <w:sz w:val="20"/>
+        </w:rPr>
+        <w:t xml:space="preserve">- Attention ! Le montant (5000 Fcfa) dépensé ou reçu en cadeau pour les cartes prépayées, les transferts de crédit et les abonnements de  mame khady thiam est relativement élevé par rapport aux autres montants depansés observés dans cette zone. Prière de corriger ou de confirmer avec le QG. Attention ! Le montant (5000 Fcfa) dépensé ou reçu en cadeau pour les recharges internet ou de forfaits de données mobiles(hors appels vocaux), aucours des 30 derniers jours de  mame khady thiam est relativement élevé par rapport aux autres montants depansés observés dans cette zone. Prière de corriger ou de confirmer avec le QG. </w:t>
+        <w:br/>
+        <w:t xml:space="preserve">- La raison principale que Seynabou Biteye envisage de migrer est RAISON RELIGIEUX (PELERINAGE) et semble exister dans les modalités, prière de prendre attache avec le QG pour plus d'explication afin de la classer bien. </w:t>
+        <w:br/>
+        <w:t>- Les informations sur l'acte de naissance (ni Jours, ni mois et ni années) de  fatou Niass  manquent, s'il vous plait pouvez-vous fournir d'effort pour avoir ces informations.</w:t>
+      </w:r>
+    </w:p>
+    <w:p>
+      <w:r>
+        <w:rPr>
+          <w:b/>
+          <w:color w:val="4672C4"/>
+          <w:sz w:val="22"/>
+        </w:rPr>
+        <w:t>&gt;&gt; Section2 - Education</w:t>
+      </w:r>
+    </w:p>
+    <w:p>
+      <w:pPr>
+        <w:ind w:left="283"/>
+      </w:pPr>
+      <w:r>
+        <w:rPr>
+          <w:sz w:val="20"/>
+        </w:rPr>
+        <w:t xml:space="preserve">- Peu probable! Seynabou Biteye  n'arrive pas  à comprendre un petit texte lu dans une langue locale (s02q03). Veuillez corriger ou donner des explications au QG. Peu probable! Seynabou Biteye  ne sait ni lire, ni écrire, ni comprendre dans aucune des langues  (s02q01,s02q02,s02q03). Veuillez corriger ou donner des explications au QG. </w:t>
+        <w:br/>
+        <w:t>- Peu probable! mame khady thiam  n'arrive pas  à comprendre un petit texte lu dans une langue locale (s02q03). Veuillez corriger ou donner des explications au QG. Le montant des frais pour les cahiers et autres matériels scolaires pour l'année scolaire de mame khady thiam est faible ou élevé, veuillez, s'il vous plait, confirmer ces informations avec le QG ou apporter les corrections nécessaires.</w:t>
+      </w:r>
+    </w:p>
+    <w:p>
+      <w:r>
+        <w:rPr>
+          <w:b/>
+          <w:color w:val="4672C4"/>
+          <w:sz w:val="22"/>
+        </w:rPr>
+        <w:t>&gt;&gt; Section3 - Sante</w:t>
+      </w:r>
+    </w:p>
+    <w:p>
+      <w:pPr>
+        <w:ind w:left="283"/>
+      </w:pPr>
+      <w:r>
+        <w:rPr>
+          <w:sz w:val="20"/>
+        </w:rPr>
+        <w:t xml:space="preserve">- Le dernier problème de santé pour lequel mame khady thiam a été hospitalisé au cours des 12 derniers mois est maux de tete et semble exister dans les modalités, prière de prendre attache avec le QG pour plus d'explication afin de la classer bien. </w:t>
+        <w:br/>
+        <w:t>- Le principal problème de santé que Seynabou Biteye a eu est maux de ventre et semble exister dans les modalités, prière de prendre attache avec le QG pour plus d'explication afin de la classer bien.</w:t>
+      </w:r>
+    </w:p>
+    <w:p>
+      <w:r>
+        <w:rPr>
+          <w:b/>
+          <w:color w:val="4672C4"/>
+          <w:sz w:val="22"/>
+        </w:rPr>
+        <w:t>&gt;&gt; Section4a - Emploi</w:t>
+      </w:r>
+    </w:p>
+    <w:p>
+      <w:pPr>
+        <w:ind w:left="283"/>
+      </w:pPr>
+      <w:r>
+        <w:rPr>
+          <w:sz w:val="20"/>
+        </w:rPr>
+        <w:t>- La  raison principale que Seynabou Biteye n'a pas cherché du travail au cours des 30 derniers jours est A CAUSE DE LA MALADIE DE SA MERE et semble exister dans les modalités, prière de prendre attache avec le QG pour plus d'explication afin de la classer bien.</w:t>
+      </w:r>
+    </w:p>
+    <w:p>
+      <w:r>
+        <w:rPr>
+          <w:b/>
+          <w:color w:val="4672C4"/>
+          <w:sz w:val="22"/>
+        </w:rPr>
+        <w:t>&gt;&gt; Section7b - Consommation alimentaire - 7 jours</w:t>
+      </w:r>
+    </w:p>
+    <w:p>
+      <w:pPr>
+        <w:ind w:left="283"/>
+      </w:pPr>
+      <w:r>
+        <w:rPr>
+          <w:sz w:val="20"/>
+        </w:rPr>
+        <w:t>- Le ménage a consommé Boissons gazeuses (Coca, Fanta, Vimto, Sprite, etc.) mais les informations sur la quantité, l'unité ou la taille ne sont pas renseignées.Prière de renseigner. Le ménage a consommé Chocolat soluble en poudre mais les informations sur la quantité, l'unité ou la taille ne sont pas renseignées.Prière de renseigner. Le ménage a consommé Lait en poudre mais les informations sur la quantité, l'unité ou la taille ne sont pas renseignées.Prière de renseigner. Le ménage a consommé Sucre en poudre  mais les informations sur la quantité, l'unité ou la taille ne sont pas renseignées.Prière de renseigner.</w:t>
+      </w:r>
+    </w:p>
+    <w:p>
+      <w:r>
+        <w:rPr>
+          <w:b/>
+          <w:color w:val="4672C4"/>
+          <w:sz w:val="22"/>
+        </w:rPr>
+        <w:t>&gt;&gt; Section9a - Depenses de fetes et ceremonies</w:t>
+      </w:r>
+    </w:p>
+    <w:p>
+      <w:pPr>
+        <w:ind w:left="283"/>
+      </w:pPr>
+      <w:r>
+        <w:rPr>
+          <w:sz w:val="20"/>
+        </w:rPr>
+        <w:t>- La somme des dépenses pour Gamou  de ce ménage semble  élevé, merci de regarder les montant pris dans les questions s09Aq03 s09Aq04 s09Aq05 s09Aq06 s09Aq07 et corriger ou confirmer ces montants avec le QG.</w:t>
+      </w:r>
+    </w:p>
+    <w:p>
+      <w:r>
+        <w:rPr>
+          <w:b/>
+          <w:color w:val="4672C4"/>
+          <w:sz w:val="22"/>
+        </w:rPr>
+        <w:t>&gt;&gt; Section9c - Depenses non-alimentaires - 30 jours</w:t>
+      </w:r>
+    </w:p>
+    <w:p>
+      <w:pPr>
+        <w:ind w:left="283"/>
+      </w:pPr>
+      <w:r>
+        <w:rPr>
+          <w:sz w:val="20"/>
+        </w:rPr>
+        <w:t>- Peu plausible! le montant de la dépense pour  Savon de ménage, lessive en poudre, détergents (eau de javel, etc. ) semble trop élevé. Veuillez, s'il vous plaît, confirmer cette information avec le QG ou la corriger.</w:t>
+      </w:r>
+    </w:p>
+    <w:p>
+      <w:r>
+        <w:rPr>
+          <w:b/>
+          <w:color w:val="4672C4"/>
+          <w:sz w:val="22"/>
+        </w:rPr>
+        <w:t>&gt;&gt; Section9f - Depenses non-alimentaires - 12 mois</w:t>
+      </w:r>
+    </w:p>
+    <w:p>
+      <w:pPr>
+        <w:ind w:left="283"/>
+      </w:pPr>
+      <w:r>
+        <w:rPr>
+          <w:sz w:val="20"/>
+        </w:rPr>
+        <w:t>- Moins possible d'avoir un ménage qui n'a effectué aucune des dépenses au cours de 12 derniers mois, veuillez revoir la section pour ce ménage.</w:t>
+      </w:r>
+    </w:p>
+    <w:p>
+      <w:r>
+        <w:rPr>
+          <w:b/>
+          <w:color w:val="4672C4"/>
+          <w:sz w:val="22"/>
+        </w:rPr>
+        <w:t>&gt;&gt; Section10a - Existence entreprise non agricole</w:t>
+      </w:r>
+    </w:p>
+    <w:p>
+      <w:pPr>
+        <w:ind w:left="283"/>
+      </w:pPr>
+      <w:r>
+        <w:rPr>
+          <w:sz w:val="20"/>
+        </w:rPr>
+        <w:t>- Avertissement!!! Le ménage de SEYNABOU BITEYE a comme taille 2 personnes dont ils vivent à KAOLACK Rural et aucune d'entre ne possède une entreprise non agricole, prière de revoir cette partie de la section 10 de ce menage.</w:t>
+      </w:r>
+    </w:p>
+    <w:p>
+      <w:r>
+        <w:rPr>
+          <w:b/>
+          <w:color w:val="4672C4"/>
+          <w:sz w:val="22"/>
+        </w:rPr>
+        <w:t>&gt;&gt; Section11 - Caracteristiques logement</w:t>
+      </w:r>
+    </w:p>
+    <w:p>
+      <w:pPr>
+        <w:ind w:left="283"/>
+      </w:pPr>
+      <w:r>
+        <w:rPr>
+          <w:sz w:val="20"/>
+        </w:rPr>
+        <w:t>- Le nombre de pièces occupés est superieur aux nombre de personne vivant dans le ménage.</w:t>
+      </w:r>
+    </w:p>
+    <w:p>
+      <w:r>
+        <w:rPr>
+          <w:b/>
+          <w:color w:val="4672C4"/>
+          <w:sz w:val="22"/>
+        </w:rPr>
+        <w:t>&gt;&gt; Section12 - Actifs du menage</w:t>
+      </w:r>
+    </w:p>
+    <w:p>
+      <w:pPr>
+        <w:ind w:left="283"/>
+      </w:pPr>
+      <w:r>
+        <w:rPr>
+          <w:sz w:val="20"/>
+        </w:rPr>
+        <w:t>- Attention ! Ventilateur sur pied a été revendu à 15000 Fcfa qui est relativement élevé par rapport aux autres prix de revente observés dans cette zone. Prière de corriger ou de confirmer avec le QG.</w:t>
+      </w:r>
+    </w:p>
+    <w:p>
+      <w:r>
+        <w:rPr>
+          <w:b/>
+          <w:color w:val="4672C4"/>
+          <w:sz w:val="22"/>
+        </w:rPr>
+        <w:t>&gt;&gt; Section16a - Champs et parcelles</w:t>
+      </w:r>
+    </w:p>
+    <w:p>
+      <w:pPr>
+        <w:ind w:left="283"/>
+      </w:pPr>
+      <w:r>
+        <w:rPr>
+          <w:sz w:val="20"/>
+        </w:rPr>
+        <w:t>- La section 16 du ménage de SEYNABOU BITEYE n'est pas renseigné, prière de renseigner.</w:t>
       </w:r>
     </w:p>
     <w:p>
@@ -3464,7 +4099,7 @@
           </w:tcPr>
           <w:p>
             <w:r/>
-            <w:hyperlink r:id="rId12">
+            <w:hyperlink r:id="rId14">
               <w:r>
                 <w:rPr>
                   <w:color w:val="0563C1"/>
@@ -3496,7 +4131,7 @@
         <w:rPr>
           <w:sz w:val="20"/>
         </w:rPr>
-        <w:t>- Il est obligatoire de prendre les coordonnées Gps avant d'administrer le questionnaire. Prière de prendre les coordonnées GPS.</w:t>
+        <w:t>- Vous avez declaré que le questionnaire est complètement fini mais le questionnaire est en statut partiel, prière de mettre le questionnaire en statut complet s'il est fini. Il est obligatoire de prendre les coordonnées Gps avant d'administrer le questionnaire. Prière de prendre les coordonnées GPS.</w:t>
       </w:r>
     </w:p>
     <w:p>
@@ -3663,7 +4298,7 @@
         <w:rPr>
           <w:sz w:val="20"/>
         </w:rPr>
-        <w:t>- Attention ! Le prix unitaire d'achat (100 Fcfa) de Vinaigre de vin en Verre ( à thé) (taille unique) est relativement élevé par rapport aux autres prix observés dans cette zone. Prière de corriger ou de confirmer avec le QG. Attention ! Le prix unitaire d'achat (1000 Fcfa) de Oignon frais en Kg (taille unique) est relativement élevé par rapport aux autres prix observés dans cette zone. Prière de corriger ou de confirmer avec le QG. Avertissement!! La quantité (3.75 litre) du produit Huile de soja  consommée  par le ménage semble très élevé, prière de corriger ou confirmer avec le QG. Avertissement!!! Le ménage a consommé 7 Paquet Petit de Thé en sachet, cette quantité semble anormale pour une consommation des 7 derniers jours.Prière de corriger ou de confirmer avec le QG. Avertissement!! le prix unitaire (100 Fcfa) de Thé en sachet (unité: Paquet) de taille Petit est très faible ou élevé. Prière de corriger ou de confirmer avec le QG. Incohérence!! Dans ce ménage, chaque individus consomme par jour 34.66776 Kg  de cereale; Prière de revoir les quantités prises de ces produits. Incohérence!! Dans ce ménage, chaque individus consomme par jour 34.66776 Kg  de cereale; Prière de revoir les quantités prises de ces produits. Incohérence!! Dans ce ménage, chaque individus consomme par jour 34.66776 Kg  de cereale; Prière de revoir les quantités prises de ces produits. Incohérence!! Dans ce ménage, chaque individus consomme par jour 34.66776 Kg  de cereale; Prière de revoir les quantités prises de ces produits. Attention ! Le prix unitaire d'achat (600 Fcfa) de Riz importé parfumé en Kg (taille unique) est relativement élevé par rapport aux autres prix observés dans cette zone. Prière de corriger ou de confirmer avec le QG.</w:t>
+        <w:t>- Attention ! Le prix unitaire d'achat (100 Fcfa) de Vinaigre de vin en Verre ( à thé) (taille unique) est relativement élevé par rapport aux autres prix observés dans cette zone. Prière de corriger ou de confirmer avec le QG. Attention ! Le prix unitaire d'achat (1000 Fcfa) de Oignon frais en Kg (taille unique) est relativement élevé par rapport aux autres prix observés dans cette zone. Prière de corriger ou de confirmer avec le QG. Attention ! Le prix unitaire d'achat (1200 Fcfa) de Capitaine frais en Kg (taille unique) est relativement élevé par rapport aux autres prix observés dans cette zone. Prière de corriger ou de confirmer avec le QG. Avertissement!! La quantité (3.75 litre) du produit Huile de soja  consommée  par le ménage semble très élevé, prière de corriger ou confirmer avec le QG. Avertissement!!! Le ménage a consommé 7 Paquet Petit de Thé en sachet, cette quantité semble anormale pour une consommation des 7 derniers jours.Prière de corriger ou de confirmer avec le QG. Avertissement!! le prix unitaire (100 Fcfa) de Thé en sachet (unité: Paquet) de taille Petit est très faible ou élevé. Prière de corriger ou de confirmer avec le QG. Incohérence!! Dans ce ménage, chaque individus consomme par jour 56.22572 Kg  de cereale; Prière de revoir les quantités prises de ces produits. Incohérence!! Dans ce ménage, chaque individus consomme par jour 56.22572 Kg  de cereale; Prière de revoir les quantités prises de ces produits. Incohérence!! Dans ce ménage, chaque individus consomme par jour 56.22572 Kg  de cereale; Prière de revoir les quantités prises de ces produits. Incohérence!! Dans ce ménage, chaque individus consomme par jour 56.22572 Kg  de cereale; Prière de revoir les quantités prises de ces produits. Attention ! Le prix unitaire d'achat (600 Fcfa) de Riz importé parfumé en Kg (taille unique) est relativement élevé par rapport aux autres prix observés dans cette zone. Prière de corriger ou de confirmer avec le QG.</w:t>
       </w:r>
     </w:p>
     <w:p>
@@ -4135,7 +4770,7 @@
           </w:tcPr>
           <w:p>
             <w:r/>
-            <w:hyperlink r:id="rId13">
+            <w:hyperlink r:id="rId15">
               <w:r>
                 <w:rPr>
                   <w:color w:val="0563C1"/>
@@ -4265,7 +4900,7 @@
         <w:rPr>
           <w:sz w:val="20"/>
         </w:rPr>
-        <w:t>- Attention ! Le prix unitaire d'achat (2400 Fcfa) de Capitaine frais en Kg (taille unique) est relativement élevé par rapport aux autres prix observés dans cette zone. Prière de corriger ou de confirmer avec le QG. Attention ! Le prix unitaire d'achat (25 Fcfa) de Café en poudre soluble en Sachets industriel (Petit) est relativement faible par rapport aux autres prix observés dans cette zone. Prière de corriger ou de confirmer avec le QG. Attention ! Le prix unitaire d'achat (50 Fcfa) de Farine de blé locale ou importée en Sachets (Moyen) est relativement faible par rapport aux autres prix observés dans cette zone. Prière de corriger ou de confirmer avec le QG. Avertissement!!! Le ménage a consommé 8 Paquet Petit de Thé en sachet, cette quantité semble anormale pour une consommation des 7 derniers jours.Prière de corriger ou de confirmer avec le QG. Avertissement!! le prix unitaire (100 Fcfa) de Thé en sachet (unité: Paquet) de taille Petit est très faible ou élevé. Prière de corriger ou de confirmer avec le QG. Difficile de consommer le Sel en Boite (Autre que la boite/pot de tomate) Petit prière de verifier. Incohérence!! Dans ce ménage, chaque individus consomme par jour 15.10714 Kg  de cereale; Prière de revoir les quantités prises de ces produits. Incohérence!! Dans ce ménage, chaque individus consomme par jour 15.10714 Kg  de cereale; Prière de revoir les quantités prises de ces produits. Incohérence!! Dans ce ménage, chaque individus consomme par jour 15.10714 Kg  de cereale; Prière de revoir les quantités prises de ces produits. Le prix d'achat unitaire (125 Fcfa) de Maïs en grain en Kg de taille  taille unique  est très faible, prière de regarder les reponses prises dans les questions s07bq07a s07bq07b s07bq07c s07bq08 pour mieux corriger.</w:t>
+        <w:t>- Attention ! Le prix unitaire d'achat (2400 Fcfa) de Capitaine frais en Kg (taille unique) est relativement élevé par rapport aux autres prix observés dans cette zone. Prière de corriger ou de confirmer avec le QG. Attention ! Le prix unitaire d'achat (25 Fcfa) de Café en poudre soluble en Sachets industriel (Petit) est relativement faible par rapport aux autres prix observés dans cette zone. Prière de corriger ou de confirmer avec le QG. Attention ! Le prix unitaire d'achat (50 Fcfa) de Farine de blé locale ou importée en Sachets (Moyen) est relativement faible par rapport aux autres prix observés dans cette zone. Prière de corriger ou de confirmer avec le QG. Avertissement!!! Le ménage a consommé 8 Paquet Petit de Thé en sachet, cette quantité semble anormale pour une consommation des 7 derniers jours.Prière de corriger ou de confirmer avec le QG. Avertissement!! le prix unitaire (100 Fcfa) de Thé en sachet (unité: Paquet) de taille Petit est très faible ou élevé. Prière de corriger ou de confirmer avec le QG. Difficile de consommer le Sel en Boite (Autre que la boite/pot de tomate) Petit prière de verifier. Incohérence!! Dans ce ménage, chaque individus consomme par jour 25.75343 Kg  de cereale; Prière de revoir les quantités prises de ces produits. Incohérence!! Dans ce ménage, chaque individus consomme par jour 25.75343 Kg  de cereale; Prière de revoir les quantités prises de ces produits. Incohérence!! Dans ce ménage, chaque individus consomme par jour 25.75343 Kg  de cereale; Prière de revoir les quantités prises de ces produits. Le prix d'achat unitaire (125 Fcfa) de Maïs en grain en Kg de taille  taille unique  est très faible, prière de regarder les reponses prises dans les questions s07bq07a s07bq07b s07bq07c s07bq08 pour mieux corriger.</w:t>
       </w:r>
     </w:p>
     <w:p>
@@ -4350,6 +4985,27 @@
           <w:sz w:val="20"/>
         </w:rPr>
         <w:t>- La section 16 du ménage de ABDOULAYE DIALLO n'est pas renseigné, prière de renseigner.</w:t>
+      </w:r>
+    </w:p>
+    <w:p>
+      <w:r>
+        <w:rPr>
+          <w:b/>
+          <w:color w:val="4672C4"/>
+          <w:sz w:val="22"/>
+        </w:rPr>
+        <w:t>&gt;&gt; Section19 - Equipements agricoles</w:t>
+      </w:r>
+    </w:p>
+    <w:p>
+      <w:pPr>
+        <w:ind w:left="283"/>
+      </w:pPr>
+      <w:r>
+        <w:rPr>
+          <w:sz w:val="20"/>
+        </w:rPr>
+        <w:t>- Attention ! Herse a été revendu à 3500 Fcfa qui est relativement élevé par rapport aux autres prix de revente observés dans cette zone. Prière de corriger ou de confirmer avec le QG.</w:t>
       </w:r>
     </w:p>
     <w:p>
@@ -4653,7 +5309,7 @@
           </w:tcPr>
           <w:p>
             <w:r/>
-            <w:hyperlink r:id="rId14">
+            <w:hyperlink r:id="rId16">
               <w:r>
                 <w:rPr>
                   <w:color w:val="0563C1"/>
@@ -4856,7 +5512,7 @@
         <w:rPr>
           <w:sz w:val="20"/>
         </w:rPr>
-        <w:t>- Attention ! Le prix unitaire d'achat (500 Fcfa) de Feuilles de patate en Sachets (Moyen) est relativement élevé par rapport aux autres prix observés dans cette zone. Prière de corriger ou de confirmer avec le QG. Avertissement!! La quantité (9.25 litre) du produit Huile de soja  consommée  par le ménage semble très élevé, prière de corriger ou confirmer avec le QG. Avertissement!!! Le ménage a consommé 3 Paquet Petit de Thé en sachet, cette quantité semble anormale pour une consommation des 7 derniers jours.Prière de corriger ou de confirmer avec le QG. Avertissement!! le prix unitaire (200 Fcfa) de Thé en sachet (unité: Paquet) de taille Petit est très faible ou élevé. Prière de corriger ou de confirmer avec le QG. Attention ! Le prix unitaire d'achat (200 Fcfa) de Thé en sachet en Paquet (Petit) est relativement élevé par rapport aux autres prix observés dans cette zone. Prière de corriger ou de confirmer avec le QG. Avertissement!!! Le ménage a consommé 42 Cube Petit de Cube alimentaire (Maggi, Jumbo, ), cette quantité semble anormale pour une consommation des 7 derniers jours.Prière de corriger ou de confirmer avec le QG. Avertissement!!! Le ménage a consommé 9 Kg taille unique de Capitaine frais, cette quantité semble anormale pour une consommation des 7 derniers jours.Prière de corriger ou de confirmer avec le QG. Incohérence!! Dans ce ménage, chaque individus consomme par jour 24.06649 Kg  de cereale; Prière de revoir les quantités prises de ces produits. Incohérence!! Dans ce ménage, chaque individus consomme par jour 24.06649 Kg  de cereale; Prière de revoir les quantités prises de ces produits. Incohérence!! Dans ce ménage, chaque individus consomme par jour 24.06649 Kg  de cereale; Prière de revoir les quantités prises de ces produits.</w:t>
+        <w:t>- Attention ! Le prix unitaire d'achat (500 Fcfa) de Feuilles de patate en Sachets (Moyen) est relativement élevé par rapport aux autres prix observés dans cette zone. Prière de corriger ou de confirmer avec le QG. Avertissement!! La quantité (9.25 litre) du produit Huile de soja  consommée  par le ménage semble très élevé, prière de corriger ou confirmer avec le QG. Avertissement!!! Le ménage a consommé 3 Paquet Petit de Thé en sachet, cette quantité semble anormale pour une consommation des 7 derniers jours.Prière de corriger ou de confirmer avec le QG. Avertissement!! le prix unitaire (200 Fcfa) de Thé en sachet (unité: Paquet) de taille Petit est très faible ou élevé. Prière de corriger ou de confirmer avec le QG. Avertissement!!! Le ménage a consommé 42 Cube Petit de Cube alimentaire (Maggi, Jumbo, ), cette quantité semble anormale pour une consommation des 7 derniers jours.Prière de corriger ou de confirmer avec le QG. Avertissement!!! Le ménage a consommé 9 Kg taille unique de Capitaine frais, cette quantité semble anormale pour une consommation des 7 derniers jours.Prière de corriger ou de confirmer avec le QG. Attention ! Le prix unitaire d'achat (1200 Fcfa) de Capitaine frais en Kg (taille unique) est relativement élevé par rapport aux autres prix observés dans cette zone. Prière de corriger ou de confirmer avec le QG. Incohérence!! Dans ce ménage, chaque individus consomme par jour 41.63468 Kg  de cereale; Prière de revoir les quantités prises de ces produits. Incohérence!! Dans ce ménage, chaque individus consomme par jour 41.63468 Kg  de cereale; Prière de revoir les quantités prises de ces produits. Incohérence!! Dans ce ménage, chaque individus consomme par jour 41.63468 Kg  de cereale; Prière de revoir les quantités prises de ces produits.</w:t>
       </w:r>
     </w:p>
     <w:p>
@@ -4961,40 +5617,17 @@
         <w:rPr>
           <w:sz w:val="20"/>
         </w:rPr>
-        <w:t xml:space="preserve">- Avertissement!! Le champs a comme nom (CHAMP 1 ARACHIDE) qui ne semble pas être un bon nom ou contient des lettres, prière de mettre le vrai nom du champs. Incoherence! Le nombre de minutes (.a minutes) pour se rendre dans la parcelle CHAMPS MAIS est trop élevé, prière de corriger. </w:t>
+        <w:t xml:space="preserve">- Avertissement!! Le champs a comme nom (CHAMP 1 ARACHIDE) qui ne semble pas être un bon nom ou contient des lettres, prière de mettre le vrai nom du champs. </w:t>
+        <w:br/>
+        <w:t xml:space="preserve">- Avertissement!! Le champs a comme nom (CHAMP 1 ARACHIDE) qui ne semble pas être un bon nom ou contient des lettres, prière de mettre le vrai nom du champs. </w:t>
+        <w:br/>
+        <w:t xml:space="preserve">- Avertissement!! Le champs a comme nom (CHAMP 1 ARACHIDE) qui ne semble pas être un bon nom ou contient des lettres, prière de mettre le vrai nom du champs. </w:t>
+        <w:br/>
+        <w:t xml:space="preserve">- Avertissement!! Le champs a comme nom (CHAMP 1 ARACHIDE) qui ne semble pas être un bon nom ou contient des lettres, prière de mettre le vrai nom du champs. </w:t>
         <w:br/>
         <w:t xml:space="preserve">- Avertissement!! Le champs a comme nom (CHAMP 1 ARACHIDE) qui ne semble pas être un bon nom ou contient des lettres, prière de mettre le vrai nom du champs. La quantité d'utilisation de la Phosphate dans la parcelle PARCELLE ARACHIDE est de 500 Kilogramme et semble élevé, prière de corriger. </w:t>
         <w:br/>
-        <w:t xml:space="preserve">- Avertissement!! Le champs a comme nom (CHAMP 1 ARACHIDE) qui ne semble pas être un bon nom ou contient des lettres, prière de mettre le vrai nom du champs. La superficie de la parcelle PARCELLE MANIOC/Gombo/Navet selon l'exploitant est de 25 Mètre Carré (m^2) qui semble faible ou l'estimation ne semble pas bonne. Prière de corriger. La quantité de fumure appliquée dans la parcelle PARCELLE MANIOC/Gombo/Navet est de 200 Kg qui semble élevé ou ne sait pas, prière de fournir d'effort pour estimer la quantité afin de corriger. Le nombre de jours total de la main-d'oeuvre non-familiale sur cette parcelle PARCELLE MANIOC/Gombo/Navet au cours de la campagne pour la période de préparation du sol (labour) est de 20 jours qui semble faible ou élevé. Merci de corriger. Le salaire total payé de toutes catégories confondues par le ménage EL HADJI ABDOULAYE NIASS dit Imam Ass pour la main-d'oeuvre non-familiale sur la parcelle PARCELLE MANIOC/Gombo/Navet au cours de la campagne pour la période de préparation du sol (labour) et des semis est de 0 qui semble élevé ou faible. Merci de corriger. Le nombre de jours total de la main-d'oeuvre non-familiale sur cette parcelle PARCELLE MANIOC/Gombo/Navet au cours de la campagne pour la période d'entretien du sol (sarclage, etc.) est de 30 jours qui semble faible ou élevé. Merci de corriger. Le salaire total payé de toutes catégories confondues par le ménage EL HADJI ABDOULAYE NIASS dit Imam Ass pour la main-d'oeuvre non-familiale sur la parcelle PARCELLE MANIOC/Gombo/Navet au cours de la campagne pour la période d'entretien du sol (sarclage, etc.) est de 0 qui semble élevé ou faible. Merci de corriger. Le nombre de jours total de la main-d'oeuvre non-familiale sur cette parcelle PARCELLE MANIOC/Gombo/Navet au cours de la campagne pour la période des récoltes est de 40 jours qui semble faible ou élevé. Merci de corriger. Le salaire total payé de toutes catégories confondues par le ménage EL HADJI ABDOULAYE NIASS dit Imam Ass pour la main-d'oeuvre non-familiale sur la parcelle PARCELLE MANIOC/Gombo/Navet au cours de la campagne pour la période des récoltes est de 0 qui semble élevé ou faible. Merci de corriger. </w:t>
-        <w:br/>
-        <w:t xml:space="preserve">- Avertissement!! Le champs a comme nom (CHAMP 1 ARACHIDE) qui ne semble pas être un bon nom ou contient des lettres, prière de mettre le vrai nom du champs. Le nombre d'application des engrais inorganiques dans la parcelle parcelle arachide est de  .a fois qui semble élevé ou faible, prière de corriger. La quantité d'utilisation d'urée dans la parcelle parcelle arachide est de .a  et semble élevé, prière de corriger. La quantité d'utilisation de la Phosphate dans la parcelle parcelle arachide est de .a  et semble élevé, prière de corriger. </w:t>
-        <w:br/>
-        <w:t xml:space="preserve">- Avertissement!! Le champs a comme nom (CHAMP 1 ARACHIDE) qui ne semble pas être un bon nom ou contient des lettres, prière de mettre le vrai nom du champs. Le nombre d'application des engrais inorganiques dans la parcelle parcelle arachide est de  .a fois qui semble élevé ou faible, prière de corriger. La quantité d'utilisation d'urée dans la parcelle parcelle arachide est de .a  et semble élevé, prière de corriger. La quantité d'utilisation de la Phosphate dans la parcelle parcelle arachide est de .a  et semble élevé, prière de corriger. La quantité d'utilisation de NPK dans la parcelle parcelle arachide est de .a  et semble élevé, prière de corriger. La quantité d'utilisation de Super simple dans la parcelle parcelle arachide est de .a  et semble élevé, prière de corriger. La quantité d'utilisation de Super triple dans la parcelle parcelle arachide est de .a  et semble élevé, prière de corriger. La quantité d'utilisation de DAP ou d'autres engrais chimiques dans la parcelle parcelle arachide est de .a  et semble élevé, prière de corriger. Le repondant a declaré avoir utilisé de l’engrais inorganique/ chimique sur la parcelle parcelle arachide pendant la campagne mais la quantité d'urée, phosphate, NPK, super simple, triple ou DAP est nulle (0). Prière de corriger cette incohérence. </w:t>
-        <w:br/>
-        <w:t>- Avertissement!! Le champs a comme nom (CHAMP 1 ARACHIDE) qui ne semble pas être un bon nom ou contient des lettres, prière de mettre le vrai nom du champs. Le nombre d'application des engrais inorganiques dans la parcelle parcelle arachide est de  .a fois qui semble élevé ou faible, prière de corriger. La quantité d'utilisation de la Phosphate dans la parcelle parcelle arachide est de .a  et semble élevé, prière de corriger. La quantité d'utilisation de NPK dans la parcelle parcelle arachide est de .a  et semble élevé, prière de corriger.</w:t>
-      </w:r>
-    </w:p>
-    <w:p>
-      <w:r>
-        <w:rPr>
-          <w:b/>
-          <w:color w:val="4672C4"/>
-          <w:sz w:val="22"/>
-        </w:rPr>
-        <w:t>&gt;&gt; Section16b - Couts des intrants agricoles</w:t>
-      </w:r>
-    </w:p>
-    <w:p>
-      <w:pPr>
-        <w:ind w:left="283"/>
-      </w:pPr>
-      <w:r>
-        <w:rPr>
-          <w:sz w:val="20"/>
-        </w:rPr>
-        <w:t xml:space="preserve">- Quantité totale de [INTRANT] utilisée trop élevé, veuillez vérifier. </w:t>
-        <w:br/>
-        <w:t>- Quantité totale de [INTRANT] utilisée trop élevé, veuillez vérifier.</w:t>
+        <w:t>- Avertissement!! Le champs a comme nom (CHAMP 1 ARACHIDE) qui ne semble pas être un bon nom ou contient des lettres, prière de mettre le vrai nom du champs. La superficie de la parcelle PARCELLE MANIOC/Gombo/Navet selon l'exploitant est de 25 Mètre Carré (m^2) qui semble faible ou l'estimation ne semble pas bonne. Prière de corriger. La quantité de fumure appliquée dans la parcelle PARCELLE MANIOC/Gombo/Navet est de 200 Kg qui semble élevé ou ne sait pas, prière de fournir d'effort pour estimer la quantité afin de corriger. Le nombre de jours total de la main-d'oeuvre non-familiale sur cette parcelle PARCELLE MANIOC/Gombo/Navet au cours de la campagne pour la période de préparation du sol (labour) est de 20 jours qui semble faible ou élevé. Merci de corriger. Le salaire total payé de toutes catégories confondues par le ménage EL HADJI ABDOULAYE NIASS dit Imam Ass pour la main-d'oeuvre non-familiale sur la parcelle PARCELLE MANIOC/Gombo/Navet au cours de la campagne pour la période de préparation du sol (labour) et des semis est de 0 qui semble élevé ou faible. Merci de corriger. Le nombre de jours total de la main-d'oeuvre non-familiale sur cette parcelle PARCELLE MANIOC/Gombo/Navet au cours de la campagne pour la période d'entretien du sol (sarclage, etc.) est de 30 jours qui semble faible ou élevé. Merci de corriger. Le salaire total payé de toutes catégories confondues par le ménage EL HADJI ABDOULAYE NIASS dit Imam Ass pour la main-d'oeuvre non-familiale sur la parcelle PARCELLE MANIOC/Gombo/Navet au cours de la campagne pour la période d'entretien du sol (sarclage, etc.) est de 0 qui semble élevé ou faible. Merci de corriger. Le nombre de jours total de la main-d'oeuvre non-familiale sur cette parcelle PARCELLE MANIOC/Gombo/Navet au cours de la campagne pour la période des récoltes est de 40 jours qui semble faible ou élevé. Merci de corriger. Le salaire total payé de toutes catégories confondues par le ménage EL HADJI ABDOULAYE NIASS dit Imam Ass pour la main-d'oeuvre non-familiale sur la parcelle PARCELLE MANIOC/Gombo/Navet au cours de la campagne pour la période des récoltes est de 0 qui semble élevé ou faible. Merci de corriger.</w:t>
       </w:r>
     </w:p>
     <w:p>
@@ -5070,6 +5703,27 @@
           <w:sz w:val="20"/>
         </w:rPr>
         <w:t>- Avertissement! Le prix de vente (.6 Fcfa) d'un Caprins (Chèvres) est trop petit ou élevé. Veuillez confirmer ces informations avec le QG ou apporter les corrections nécessaires.</w:t>
+      </w:r>
+    </w:p>
+    <w:p>
+      <w:r>
+        <w:rPr>
+          <w:b/>
+          <w:color w:val="4672C4"/>
+          <w:sz w:val="22"/>
+        </w:rPr>
+        <w:t>&gt;&gt; Section19 - Equipements agricoles</w:t>
+      </w:r>
+    </w:p>
+    <w:p>
+      <w:pPr>
+        <w:ind w:left="283"/>
+      </w:pPr>
+      <w:r>
+        <w:rPr>
+          <w:sz w:val="20"/>
+        </w:rPr>
+        <w:t>- Attention ! Herse a été revendu à 3000 Fcfa qui est relativement élevé par rapport aux autres prix de revente observés dans cette zone. Prière de corriger ou de confirmer avec le QG.</w:t>
       </w:r>
     </w:p>
     <w:p>
@@ -5373,7 +6027,7 @@
           </w:tcPr>
           <w:p>
             <w:r/>
-            <w:hyperlink r:id="rId15">
+            <w:hyperlink r:id="rId17">
               <w:r>
                 <w:rPr>
                   <w:color w:val="0563C1"/>
@@ -5577,7 +6231,7 @@
         <w:rPr>
           <w:sz w:val="20"/>
         </w:rPr>
-        <w:t>- Attention ! Le prix unitaire d'achat (700 Fcfa) de Sucre en poudre  en Kg (taille unique) est relativement élevé par rapport aux autres prix observés dans cette zone. Prière de corriger ou de confirmer avec le QG. Avertissement!!! Le ménage a consommé 7 Paquet Petit de Thé en sachet, cette quantité semble anormale pour une consommation des 7 derniers jours.Prière de corriger ou de confirmer avec le QG. Avertissement!! le prix unitaire (125 Fcfa) de Thé en sachet (unité: Paquet) de taille Petit est très faible ou élevé. Prière de corriger ou de confirmer avec le QG. Incohérence!! Dans ce ménage, chaque individus consomme par jour 19.96684 Kg  de cereale; Prière de revoir les quantités prises de ces produits. Incohérence!! Dans ce ménage, chaque individus consomme par jour 19.96684 Kg  de cereale; Prière de revoir les quantités prises de ces produits. Le prix d'achat unitaire (100 Fcfa) de Maïs en grain en Kg de taille  taille unique  est très faible, prière de regarder les reponses prises dans les questions s07bq07a s07bq07b s07bq07c s07bq08 pour mieux corriger. Incohérence!! Dans ce ménage, chaque individus consomme par jour 19.96684 Kg  de cereale; Prière de revoir les quantités prises de ces produits. Le prix d'achat unitaire (83.33334 Fcfa) de Mil en Kg de taille  taille unique  est très faible, prière de regarder les reponses prises dans les questions s07bq07a s07bq07b s07bq07c s07bq08 pour mieux corriger. Attention ! Le prix unitaire d'achat (83.33334 Fcfa) de Mil en Kg (taille unique) est relativement faible par rapport aux autres prix observés dans cette zone. Prière de corriger ou de confirmer avec le QG. Le prix d'achat unitaire (1000 Fcfa) de Sel en Sac (5 Kg) de taille taille unique est très faible, prière de regarder les reponses prises dans les questions s07bq07a s07bq07b s07bq07c s07bq08 pour mieux corriger. Difficile de consommer le Sel en Boite (Autre que la boite/pot de tomate) Petit prière de verifier.</w:t>
+        <w:t>- Attention ! Le prix unitaire d'achat (1200 Fcfa) de Capitaine frais en Kg (taille unique) est relativement élevé par rapport aux autres prix observés dans cette zone. Prière de corriger ou de confirmer avec le QG. Attention ! Le prix unitaire d'achat (250 Fcfa) de Piment frais en Tas (Moyen) est relativement élevé par rapport aux autres prix observés dans cette zone. Prière de corriger ou de confirmer avec le QG. Attention ! Le prix unitaire d'achat (700 Fcfa) de Sucre en poudre  en Kg (taille unique) est relativement élevé par rapport aux autres prix observés dans cette zone. Prière de corriger ou de confirmer avec le QG. Avertissement!!! Le ménage a consommé 7 Paquet Petit de Thé en sachet, cette quantité semble anormale pour une consommation des 7 derniers jours.Prière de corriger ou de confirmer avec le QG. Avertissement!! le prix unitaire (125 Fcfa) de Thé en sachet (unité: Paquet) de taille Petit est très faible ou élevé. Prière de corriger ou de confirmer avec le QG. Incohérence!! Dans ce ménage, chaque individus consomme par jour 32.23214 Kg  de cereale; Prière de revoir les quantités prises de ces produits. Incohérence!! Dans ce ménage, chaque individus consomme par jour 32.23214 Kg  de cereale; Prière de revoir les quantités prises de ces produits. Le prix d'achat unitaire (100 Fcfa) de Maïs en grain en Kg de taille  taille unique  est très faible, prière de regarder les reponses prises dans les questions s07bq07a s07bq07b s07bq07c s07bq08 pour mieux corriger. Incohérence!! Dans ce ménage, chaque individus consomme par jour 32.23214 Kg  de cereale; Prière de revoir les quantités prises de ces produits. Le prix d'achat unitaire (83.33334 Fcfa) de Mil en Kg de taille  taille unique  est très faible, prière de regarder les reponses prises dans les questions s07bq07a s07bq07b s07bq07c s07bq08 pour mieux corriger. Attention ! Le prix unitaire d'achat (83.33334 Fcfa) de Mil en Kg (taille unique) est relativement faible par rapport aux autres prix observés dans cette zone. Prière de corriger ou de confirmer avec le QG. Le prix d'achat unitaire (1000 Fcfa) de Sel en Sac (5 Kg) de taille taille unique est très faible, prière de regarder les reponses prises dans les questions s07bq07a s07bq07b s07bq07c s07bq08 pour mieux corriger. Difficile de consommer le Sel en Boite (Autre que la boite/pot de tomate) Petit prière de verifier.</w:t>
       </w:r>
     </w:p>
     <w:p>
@@ -5716,6 +6370,27 @@
           <w:sz w:val="20"/>
         </w:rPr>
         <w:t>- Le pourcentage qui reste à recolter pour ces cultures est de 100% c'est-à-dire que la recolte n'a pas commencé pour ces cultures, prière de regarder les questions (s16Cq11 s16Cq12) ou corriger.</w:t>
+      </w:r>
+    </w:p>
+    <w:p>
+      <w:r>
+        <w:rPr>
+          <w:b/>
+          <w:color w:val="4672C4"/>
+          <w:sz w:val="22"/>
+        </w:rPr>
+        <w:t>&gt;&gt; Section19 - Equipements agricoles</w:t>
+      </w:r>
+    </w:p>
+    <w:p>
+      <w:pPr>
+        <w:ind w:left="283"/>
+      </w:pPr>
+      <w:r>
+        <w:rPr>
+          <w:sz w:val="20"/>
+        </w:rPr>
+        <w:t>- Attention ! Houe/daba/hilaire a été achété à 45000 Fcfa est relativement élevé par rapport aux autres prix d'achat observés dans cette zone. Prière de corriger ou de confirmer avec le QG. Attention ! Houe/daba/hilaire a été revendu à 45000 Fcfa qui est relativement élevé par rapport aux autres prix de revente observés dans cette zone. Prière de corriger ou de confirmer avec le QG.</w:t>
       </w:r>
     </w:p>
     <w:p>
@@ -6019,7 +6694,7 @@
           </w:tcPr>
           <w:p>
             <w:r/>
-            <w:hyperlink r:id="rId16">
+            <w:hyperlink r:id="rId18">
               <w:r>
                 <w:rPr>
                   <w:color w:val="0563C1"/>
@@ -6051,6 +6726,8 @@
         <w:rPr>
           <w:sz w:val="20"/>
         </w:rPr>
+        <w:t xml:space="preserve">- Attention ! Le montant (3700 Fcfa) dépensé ou reçu en cadeau pour les recharges internet ou de forfaits de données mobiles(hors appels vocaux), aucours des 30 derniers jours de  Aminta Niasse est relativement élevé par rapport aux autres montants depansés observés dans cette zone. Prière de corriger ou de confirmer avec le QG. </w:t>
+        <w:br/>
         <w:t xml:space="preserve">- La catégorie socioprofessionnelle de la mère biologique de  Elhadj karaw niass n'est pas coherente avec les réponses des questions s01q35 et s01q36, prière de corriger ou de confirmer cette informations avec le QG. </w:t>
         <w:br/>
         <w:t>- Les informations sur l'acte de naissance (ni Jours, ni mois et ni années) de  OUSMANE NIASS  manquent, s'il vous plait pouvez-vous fournir d'effort pour avoir ces informations. Attention ! Le montant (6000 Fcfa) dépensé ou reçu en cadeau pour les cartes prépayées, les transferts de crédit et les abonnements de  OUSMANE NIASS est relativement élevé par rapport aux autres montants depansés observés dans cette zone. Prière de corriger ou de confirmer avec le QG. Attention ! Le montant (6000 Fcfa) dépensé ou reçu en cadeau pour les recharges internet ou de forfaits de données mobiles(hors appels vocaux), aucours des 30 derniers jours de  OUSMANE NIASS est relativement élevé par rapport aux autres montants depansés observés dans cette zone. Prière de corriger ou de confirmer avec le QG.</w:t>
@@ -6211,7 +6888,7 @@
         <w:rPr>
           <w:sz w:val="20"/>
         </w:rPr>
-        <w:t>- Avertissement!!! Le ménage a consommé 5 Paquet Petit de Thé en sachet, cette quantité semble anormale pour une consommation des 7 derniers jours.Prière de corriger ou de confirmer avec le QG. Avertissement!! le prix unitaire (100 Fcfa) de Thé en sachet (unité: Paquet) de taille Petit est très faible ou élevé. Prière de corriger ou de confirmer avec le QG. Incohérence!! Dans ce ménage, chaque individus consomme par jour 14.89153 Kg  de cereale; Prière de revoir les quantités prises de ces produits. Incohérence!! Dans ce ménage, chaque individus consomme par jour 14.89153 Kg  de cereale; Prière de revoir les quantités prises de ces produits. Incohérence!! Dans ce ménage, chaque individus consomme par jour 14.89153 Kg  de cereale; Prière de revoir les quantités prises de ces produits.</w:t>
+        <w:t>- Attention ! Le prix unitaire d'achat (100 Fcfa) de Feuilles de  Haricot en Tas (Petit) est relativement élevé par rapport aux autres prix observés dans cette zone. Prière de corriger ou de confirmer avec le QG. Avertissement!!! Le ménage a consommé 5 Paquet Petit de Thé en sachet, cette quantité semble anormale pour une consommation des 7 derniers jours.Prière de corriger ou de confirmer avec le QG. Avertissement!! le prix unitaire (100 Fcfa) de Thé en sachet (unité: Paquet) de taille Petit est très faible ou élevé. Prière de corriger ou de confirmer avec le QG. Incohérence!! Dans ce ménage, chaque individus consomme par jour 29.00633 Kg  de cereale; Prière de revoir les quantités prises de ces produits. Incohérence!! Dans ce ménage, chaque individus consomme par jour 29.00633 Kg  de cereale; Prière de revoir les quantités prises de ces produits. Incohérence!! Dans ce ménage, chaque individus consomme par jour 29.00633 Kg  de cereale; Prière de revoir les quantités prises de ces produits.</w:t>
       </w:r>
     </w:p>
     <w:p>
@@ -6578,7 +7255,7 @@
           </w:tcPr>
           <w:p>
             <w:r/>
-            <w:hyperlink r:id="rId17">
+            <w:hyperlink r:id="rId19">
               <w:r>
                 <w:rPr>
                   <w:color w:val="0563C1"/>
@@ -6764,7 +7441,7 @@
         <w:rPr>
           <w:sz w:val="20"/>
         </w:rPr>
-        <w:t>- Attention ! Le prix unitaire d'achat (150 Fcfa) de Carotte en Pièce (Moyen) est relativement élevé par rapport aux autres prix observés dans cette zone. Prière de corriger ou de confirmer avec le QG. Attention ! Le prix unitaire d'achat (150 Fcfa) de Soumbala (moutarde africaine) en Sachets (Moyen) est relativement élevé par rapport aux autres prix observés dans cette zone. Prière de corriger ou de confirmer avec le QG. Avertissement!!! Le ménage a consommé 3 Paquet Petit de Thé en sachet, cette quantité semble anormale pour une consommation des 7 derniers jours.Prière de corriger ou de confirmer avec le QG. Avertissement!! le prix unitaire (150 Fcfa) de Thé en sachet (unité: Paquet) de taille Petit est très faible ou élevé. Prière de corriger ou de confirmer avec le QG. Incohérence!! Dans ce ménage, chaque individus consomme par jour 11.90882 Kg  de cereale; Prière de revoir les quantités prises de ces produits. Incohérence!! Dans ce ménage, chaque individus consomme par jour 11.90882 Kg  de cereale; Prière de revoir les quantités prises de ces produits. Incohérence!! Dans ce ménage, chaque individus consomme par jour 11.90882 Kg  de cereale; Prière de revoir les quantités prises de ces produits. Le prix d'achat unitaire (225 Fcfa) de Maïs en grain en Kg de taille  taille unique  est très faible, prière de regarder les reponses prises dans les questions s07bq07a s07bq07b s07bq07c s07bq08 pour mieux corriger.</w:t>
+        <w:t>- Attention ! Le prix unitaire d'achat (1200 Fcfa) de Capitaine frais en Kg (taille unique) est relativement élevé par rapport aux autres prix observés dans cette zone. Prière de corriger ou de confirmer avec le QG. Attention ! Le prix unitaire d'achat (150 Fcfa) de Soumbala (moutarde africaine) en Sachets (Moyen) est relativement élevé par rapport aux autres prix observés dans cette zone. Prière de corriger ou de confirmer avec le QG. Attention ! Le prix unitaire d'achat (200 Fcfa) de Niébé/Haricots secs en Sachets (Moyen) est relativement élevé par rapport aux autres prix observés dans cette zone. Prière de corriger ou de confirmer avec le QG. Attention ! Le prix unitaire d'achat (200 Fcfa) de Tomate fraîche en Sachets (Moyen) est relativement élevé par rapport aux autres prix observés dans cette zone. Prière de corriger ou de confirmer avec le QG. Avertissement!!! Le ménage a consommé 3 Paquet Petit de Thé en sachet, cette quantité semble anormale pour une consommation des 7 derniers jours.Prière de corriger ou de confirmer avec le QG. Avertissement!! le prix unitaire (150 Fcfa) de Thé en sachet (unité: Paquet) de taille Petit est très faible ou élevé. Prière de corriger ou de confirmer avec le QG. Incohérence!! Dans ce ménage, chaque individus consomme par jour 21.93697 Kg  de cereale; Prière de revoir les quantités prises de ces produits. Incohérence!! Dans ce ménage, chaque individus consomme par jour 21.93697 Kg  de cereale; Prière de revoir les quantités prises de ces produits. Incohérence!! Dans ce ménage, chaque individus consomme par jour 21.93697 Kg  de cereale; Prière de revoir les quantités prises de ces produits. Le prix d'achat unitaire (225 Fcfa) de Maïs en grain en Kg de taille  taille unique  est très faible, prière de regarder les reponses prises dans les questions s07bq07a s07bq07b s07bq07c s07bq08 pour mieux corriger.</w:t>
       </w:r>
     </w:p>
     <w:p>
@@ -6873,7 +7550,7 @@
         <w:rPr>
           <w:sz w:val="20"/>
         </w:rPr>
-        <w:t>- Attention ! Tapis a été revendu à 30000 Fcfa qui est relativement élevé par rapport aux autres prix de revente observés dans cette zone. Prière de corriger ou de confirmer avec le QG.</w:t>
+        <w:t>- Attention ! Tapis a été achété à 35000 Fcfa est relativement élevé par rapport aux autres prix d'achat observés dans cette zone. Prière de corriger ou de confirmer avec le QG. Attention ! Tapis a été revendu à 30000 Fcfa qui est relativement élevé par rapport aux autres prix de revente observés dans cette zone. Prière de corriger ou de confirmer avec le QG.</w:t>
       </w:r>
     </w:p>
     <w:p>
@@ -6895,6 +7572,27 @@
           <w:sz w:val="20"/>
         </w:rPr>
         <w:t>- La section 16 du ménage de ASS GUEYE n'est pas renseigné, prière de renseigner.</w:t>
+      </w:r>
+    </w:p>
+    <w:p>
+      <w:r>
+        <w:rPr>
+          <w:b/>
+          <w:color w:val="4672C4"/>
+          <w:sz w:val="22"/>
+        </w:rPr>
+        <w:t>&gt;&gt; Section19 - Equipements agricoles</w:t>
+      </w:r>
+    </w:p>
+    <w:p>
+      <w:pPr>
+        <w:ind w:left="283"/>
+      </w:pPr>
+      <w:r>
+        <w:rPr>
+          <w:sz w:val="20"/>
+        </w:rPr>
+        <w:t>- Attention ! Herse a été revendu à 2500 Fcfa qui est relativement élevé par rapport aux autres prix de revente observés dans cette zone. Prière de corriger ou de confirmer avec le QG.</w:t>
       </w:r>
     </w:p>
     <w:p>
@@ -7198,7 +7896,7 @@
           </w:tcPr>
           <w:p>
             <w:r/>
-            <w:hyperlink r:id="rId18">
+            <w:hyperlink r:id="rId20">
               <w:r>
                 <w:rPr>
                   <w:color w:val="0563C1"/>
@@ -7368,7 +8066,7 @@
         <w:rPr>
           <w:sz w:val="20"/>
         </w:rPr>
-        <w:t>- Attention ! Le prix unitaire d'achat (100 Fcfa) de Piment frais en Pièce (Moyen) est relativement élevé par rapport aux autres prix observés dans cette zone. Prière de corriger ou de confirmer avec le QG. Attention ! Le prix unitaire d'achat (200 Fcfa) de Ail en Gousse (Moyen) est relativement élevé par rapport aux autres prix observés dans cette zone. Prière de corriger ou de confirmer avec le QG. Attention ! Le prix unitaire d'achat (2933.333 Fcfa) de Pâte d'arachide en Kg (taille unique) est relativement élevé par rapport aux autres prix observés dans cette zone. Prière de corriger ou de confirmer avec le QG. Attention ! Le prix unitaire d'achat (400 Fcfa) de Pomme de terre en Kg (taille unique) est relativement faible par rapport aux autres prix observés dans cette zone. Prière de corriger ou de confirmer avec le QG. Avertissement!! La quantité (3.75 litre) du produit Huile de soja  consommée  par le ménage semble très élevé, prière de corriger ou confirmer avec le QG. Incohérence!! Dans ce ménage, chaque individus consomme par jour 33.52531 Kg  de cereale; Prière de revoir les quantités prises de ces produits. Incohérence!! Dans ce ménage, chaque individus consomme par jour 33.52531 Kg  de cereale; Prière de revoir les quantités prises de ces produits. Incohérence!! Dans ce ménage, chaque individus consomme par jour 33.52531 Kg  de cereale; Prière de revoir les quantités prises de ces produits. Le prix d'achat unitaire (1 Fcfa) de Biscuits en Sachets industriel de taille Moyen  est invraisemblable, prière de regarder les reponses prises dans les questions s07bq07a s07bq07b s07bq07c s07bq08 pour mieux corriger.</w:t>
+        <w:t>- Attention ! Le prix unitaire d'achat (1200 Fcfa) de Capitaine frais en Kg (taille unique) est relativement élevé par rapport aux autres prix observés dans cette zone. Prière de corriger ou de confirmer avec le QG. Attention ! Le prix unitaire d'achat (200 Fcfa) de Ail en Gousse (Moyen) est relativement élevé par rapport aux autres prix observés dans cette zone. Prière de corriger ou de confirmer avec le QG. Attention ! Le prix unitaire d'achat (2933.333 Fcfa) de Pâte d'arachide en Kg (taille unique) est relativement élevé par rapport aux autres prix observés dans cette zone. Prière de corriger ou de confirmer avec le QG. Attention ! Le prix unitaire d'achat (37.5 Fcfa) de Cube alimentaire (Maggi, Jumbo, ) en Cube (Moyen) est relativement élevé par rapport aux autres prix observés dans cette zone. Prière de corriger ou de confirmer avec le QG. Attention ! Soupçons de quantité anormale! Le ménage de MBAYE DIALLO avec une taille de 7 personnes a consommé 28 Cube en Moyen de Cube alimentaire (Maggi, Jumbo, ) qui est relativement élevé comme consommation par rapport à la condition de vie des autres ménages de même taille dans cette zone. Prière de corriger ou de confirmer avec le QG. Attention ! Le prix unitaire d'achat (400 Fcfa) de Pomme de terre en Kg (taille unique) est relativement faible par rapport aux autres prix observés dans cette zone. Prière de corriger ou de confirmer avec le QG. Attention ! Soupçons de quantité anormale! Le ménage de MBAYE DIALLO avec une taille de 7 personnes a consommé 6 Verre ( à thé) en taille unique de Vinaigre de vin qui est relativement élevé comme consommation par rapport à la condition de vie des autres ménages de même taille dans cette zone. Prière de corriger ou de confirmer avec le QG. Avertissement!! La quantité (3.75 litre) du produit Huile de soja  consommée  par le ménage semble très élevé, prière de corriger ou confirmer avec le QG. Incohérence!! Dans ce ménage, chaque individus consomme par jour 86.37469 Kg  de cereale; Prière de revoir les quantités prises de ces produits. Incohérence!! Dans ce ménage, chaque individus consomme par jour 86.37469 Kg  de cereale; Prière de revoir les quantités prises de ces produits. Incohérence!! Dans ce ménage, chaque individus consomme par jour 86.37469 Kg  de cereale; Prière de revoir les quantités prises de ces produits. Le prix d'achat unitaire (1 Fcfa) de Biscuits en Sachets industriel de taille Moyen  est invraisemblable, prière de regarder les reponses prises dans les questions s07bq07a s07bq07b s07bq07c s07bq08 pour mieux corriger.</w:t>
       </w:r>
     </w:p>
     <w:p>
@@ -7498,7 +8196,7 @@
         <w:rPr>
           <w:sz w:val="20"/>
         </w:rPr>
-        <w:t xml:space="preserve">- Avertissement! Le prix unitaire (3571.428 Fcfa) d'un Caprins (Chèvres) est trop petit ou élevé. Veuillez confirmer ces informations avec le QG ou apporter les corrections nécessaires.Incohérence!! Le ménage a dit qu'il a abbatu un animal dans les fêtes mais vous n'avez declaré aucun nombre d'animal abbatu dans les fêtes, prière de renseigner les nombre dans les questions (s17q18a s17q18b s17q18c s17q18d s17q18e s17q18f s17q18g s17q18h s17q18i). Attention ! Le ménage a acheté 7 Caprins (Chèvres) à 25000 donc un prix unitaire d'achat (3571.428 Fcfa) qui  est relativement faible par rapport aux autres prix observés dans cette zone. Prière de corriger ou de confirmer avec le QG. </w:t>
+        <w:t xml:space="preserve">- Avertissement! Le prix unitaire (3571.428 Fcfa) d'un Caprins (Chèvres) est trop petit ou élevé. Veuillez confirmer ces informations avec le QG ou apporter les corrections nécessaires.Incohérence!! Le ménage a dit qu'il a abbatu un animal dans les fêtes mais vous n'avez declaré aucun nombre d'animal abbatu dans les fêtes, prière de renseigner les nombre dans les questions (s17q18a s17q18b s17q18c s17q18d s17q18e s17q18f s17q18g s17q18h s17q18i). </w:t>
         <w:br/>
         <w:t>- Avertissement! la valeur de l'achat (1 Fcfa) d'un Poules / poulets est trop petite ou élevée. Veuillez confirmer ces informations avec le QG ou apporter les corrections nécessaires.</w:t>
       </w:r>
@@ -7824,12 +8522,16 @@
             <w:tcW w:type="dxa" w:w="3324"/>
           </w:tcPr>
           <w:p>
-            <w:r>
-              <w:rPr>
-                <w:sz w:val="18"/>
-              </w:rPr>
-              <w:t>N/A</w:t>
-            </w:r>
+            <w:r/>
+            <w:hyperlink r:id="rId21">
+              <w:r>
+                <w:rPr>
+                  <w:color w:val="0563C1"/>
+                  <w:u w:val="single"/>
+                </w:rPr>
+                <w:t>TAIBA NIASSENE</w:t>
+              </w:r>
+            </w:hyperlink>
           </w:p>
         </w:tc>
       </w:tr>
@@ -7853,7 +8555,7 @@
         <w:rPr>
           <w:sz w:val="20"/>
         </w:rPr>
-        <w:t>- Prière de renseigner toutes les informations du ménage dans la section 0 avant d'entamer les autres informations. Il est obligatoire de prendre les coordonnées Gps avant d'administrer le questionnaire. Prière de prendre les coordonnées GPS.</w:t>
+        <w:t>- Prière de renseigner toutes les informations du ménage dans la section 0 avant d'entamer les autres informations. Vous avez declaré que le questionnaire est complètement fini mais le questionnaire est en statut partiel, prière de mettre le questionnaire en statut complet s'il est fini.</w:t>
       </w:r>
     </w:p>
     <w:p>
@@ -7874,6 +8576,8 @@
         <w:rPr>
           <w:sz w:val="20"/>
         </w:rPr>
+        <w:t xml:space="preserve">- Attention ! Le montant (4500 Fcfa) dépensé ou reçu en cadeau pour les cartes prépayées, les transferts de crédit et les abonnements de  MA EL HADJI NDOM est relativement élevé par rapport aux autres montants depansés observés dans cette zone. Prière de corriger ou de confirmer avec le QG. Attention ! Le montant (4500 Fcfa) dépensé ou reçu en cadeau pour les recharges internet ou de forfaits de données mobiles(hors appels vocaux), aucours des 30 derniers jours de  MA EL HADJI NDOM est relativement élevé par rapport aux autres montants depansés observés dans cette zone. Prière de corriger ou de confirmer avec le QG. </w:t>
+        <w:br/>
         <w:t>- Incohérence!! Le nombre d'année (9999) que AMY TOP a vécu dans la localité est superieur à son âge (23) ou ne sait pas. Prière de corriger.</w:t>
         <w:br/>
         <w:t>- Incohérence!! Le nombre d'année (9999) que FATOU NDOM a vécu dans la localité est superieur à son âge (23) ou ne sait pas. Prière de corriger.</w:t>
@@ -8059,7 +8763,7 @@
         <w:rPr>
           <w:sz w:val="20"/>
         </w:rPr>
-        <w:t>- Attention ! Le prix unitaire d'achat (50 Fcfa) de Feuilles de Fakoye (Feuille de corete) en Tas (Moyen) est relativement faible par rapport aux autres prix observés dans cette zone. Prière de corriger ou de confirmer avec le QG. Avertissement!! La quantité (4 litre) du produit Huile de soja  consommée  par le ménage semble très élevé, prière de corriger ou confirmer avec le QG. Avertissement!!! Le ménage a consommé 0.12 Kg taille unique de Lait en poudre, cette quantité semble anormale pour une consommation des 7 derniers jours. prière de corriger ou de confirmer avec le QG. Avertissement!!! Le ménage a consommé 14 Paquet Petit de Thé en sachet, cette quantité semble anormale pour une consommation des 7 derniers jours.Prière de corriger ou de confirmer avec le QG. Avertissement!! le prix unitaire (100 Fcfa) de Thé en sachet (unité: Paquet) de taille Petit est très faible ou élevé. Prière de corriger ou de confirmer avec le QG. Avertissement!!!Le ménage a consommé 45.5 miche de Moyen de Pain moderne (Baguette)  ce qui semble incoherent pour une consommation aucours des 7 derniers jours, prière de verifier et corriger. Avertissement!!!Le ménage a consommé 56 Cube de Petit de Cube alimentaire (Maggi, Jumbo, )  ce qui semble incoherent pour une consommation aucours des 7 derniers jours, prière de verifier et corriger. Avertissement!!! Le ménage a consommé 56 Cube Petit de Cube alimentaire (Maggi, Jumbo, ), cette quantité semble anormale pour une consommation des 7 derniers jours.Prière de corriger ou de confirmer avec le QG. Attention ! Le prix unitaire d'achat (34.375 Fcfa) de Cube alimentaire (Maggi, Jumbo, ) en Cube (Petit) est relativement élevé par rapport aux autres prix observés dans cette zone. Prière de corriger ou de confirmer avec le QG. Incohérence!! Dans ce ménage, chaque individus consomme par jour 16.45407 Kg  de cereale; Prière de revoir les quantités prises de ces produits. Incohérence!! Dans ce ménage, chaque individus consomme par jour 16.45407 Kg  de cereale; Prière de revoir les quantités prises de ces produits. Incohérence!! Dans ce ménage, chaque individus consomme par jour 16.45407 Kg  de cereale; Prière de revoir les quantités prises de ces produits. Le prix d'achat unitaire (1000 Fcfa) de Sel en Sac (25 Kg) de taille taille unique est très faible, prière de regarder les reponses prises dans les questions s07bq07a s07bq07b s07bq07c s07bq08 pour mieux corriger.</w:t>
+        <w:t>- Attention ! Le prix unitaire d'achat (1200 Fcfa) de Capitaine frais en Kg (taille unique) est relativement élevé par rapport aux autres prix observés dans cette zone. Prière de corriger ou de confirmer avec le QG. Attention ! Soupçons de quantité anormale! Le ménage de ma aladji ndom avec une taille de 13 personnes a consommé 7 Kg en taille unique de Sucre en poudre  qui est relativement élevé comme consommation par rapport à la condition de vie des autres ménages de même taille dans cette zone. Prière de corriger ou de confirmer avec le QG. Avertissement!! La quantité (4 litre) du produit Huile de soja  consommée  par le ménage semble très élevé, prière de corriger ou confirmer avec le QG. Avertissement!!! Le ménage a consommé 0.12 Kg taille unique de Lait en poudre, cette quantité semble anormale pour une consommation des 7 derniers jours. prière de corriger ou de confirmer avec le QG. Avertissement!!! Le ménage a consommé 14 Paquet Petit de Thé en sachet, cette quantité semble anormale pour une consommation des 7 derniers jours.Prière de corriger ou de confirmer avec le QG. Avertissement!! le prix unitaire (100 Fcfa) de Thé en sachet (unité: Paquet) de taille Petit est très faible ou élevé. Prière de corriger ou de confirmer avec le QG. Avertissement!!!Le ménage a consommé 45.5 miche de Moyen de Pain moderne (Baguette)  ce qui semble incoherent pour une consommation aucours des 7 derniers jours, prière de verifier et corriger. Avertissement!!!Le ménage a consommé 56 Cube de Petit de Cube alimentaire (Maggi, Jumbo, )  ce qui semble incoherent pour une consommation aucours des 7 derniers jours, prière de verifier et corriger. Avertissement!!! Le ménage a consommé 56 Cube Petit de Cube alimentaire (Maggi, Jumbo, ), cette quantité semble anormale pour une consommation des 7 derniers jours.Prière de corriger ou de confirmer avec le QG. Incohérence!! Dans ce ménage, chaque individus consomme par jour 29.31736 Kg  de cereale; Prière de revoir les quantités prises de ces produits. Incohérence!! Dans ce ménage, chaque individus consomme par jour 29.31736 Kg  de cereale; Prière de revoir les quantités prises de ces produits. Incohérence!! Dans ce ménage, chaque individus consomme par jour 29.31736 Kg  de cereale; Prière de revoir les quantités prises de ces produits. Le prix d'achat unitaire (1000 Fcfa) de Sel en Sac (25 Kg) de taille taille unique est très faible, prière de regarder les reponses prises dans les questions s07bq07a s07bq07b s07bq07c s07bq08 pour mieux corriger.</w:t>
       </w:r>
     </w:p>
     <w:p>
@@ -8146,27 +8850,6 @@
           <w:sz w:val="20"/>
         </w:rPr>
         <w:t>- Le montant (FCFA) du loyer mensuel payé pour un logement comme le votre dans ce village/quartier est trop élevé, Veuillez s'il vous plaît corriger cette information.  Le moyen que le ménage utilise pour se débarrasser des excréments hors de la concession est charrétier et semble exister dans les modalités, prière de prendre attache avec le QG pour plus d'explication afin de la classer bien.</w:t>
-      </w:r>
-    </w:p>
-    <w:p>
-      <w:r>
-        <w:rPr>
-          <w:b/>
-          <w:color w:val="4672C4"/>
-          <w:sz w:val="22"/>
-        </w:rPr>
-        <w:t>&gt;&gt; Section12 - Actifs du menage</w:t>
-      </w:r>
-    </w:p>
-    <w:p>
-      <w:pPr>
-        <w:ind w:left="283"/>
-      </w:pPr>
-      <w:r>
-        <w:rPr>
-          <w:sz w:val="20"/>
-        </w:rPr>
-        <w:t>- Attention ! Antenne parabolique / décodeur a été achété à 20000 Fcfa est relativement élevé par rapport aux autres prix d'achat observés dans cette zone. Prière de corriger ou de confirmer avec le QG.</w:t>
       </w:r>
     </w:p>
     <w:p>
